--- a/Метрология/Ястребов-Амирханов_Алекси_ЛР1_Вариант_12.docx
+++ b/Метрология/Ястребов-Амирханов_Алекси_ЛР1_Вариант_12.docx
@@ -401,36 +401,8 @@
           <w:sz w:val="24"/>
           <w:szCs w:val="24"/>
         </w:rPr>
-        <w:t xml:space="preserve">Рассадина </w:t>
-      </w:r>
-      <w:proofErr w:type="gramStart"/>
-      <w:r>
-        <w:rPr>
-          <w:b w:val="0"/>
-          <w:sz w:val="24"/>
-          <w:szCs w:val="24"/>
-        </w:rPr>
-        <w:t>А.А.</w:t>
-      </w:r>
-      <w:proofErr w:type="gramEnd"/>
-      <w:r>
-        <w:rPr>
-          <w:b w:val="0"/>
-          <w:sz w:val="24"/>
-          <w:szCs w:val="24"/>
-        </w:rPr>
-        <w:t xml:space="preserve">, преподаватель </w:t>
-      </w:r>
-      <w:proofErr w:type="spellStart"/>
-      <w:r>
-        <w:rPr>
-          <w:b w:val="0"/>
-          <w:sz w:val="24"/>
-          <w:szCs w:val="24"/>
-        </w:rPr>
-        <w:t>ФСУиР</w:t>
-      </w:r>
-      <w:proofErr w:type="spellEnd"/>
+        <w:t>Рассадина А.А., преподаватель ФСУиР</w:t>
+      </w:r>
     </w:p>
     <w:p>
       <w:pPr>
@@ -848,6 +820,13 @@
     </w:p>
     <w:sdt>
       <w:sdtPr>
+        <w:rPr>
+          <w:rFonts w:ascii="Times New Roman" w:eastAsia="Times New Roman" w:hAnsi="Times New Roman" w:cs="Times New Roman"/>
+          <w:color w:val="auto"/>
+          <w:sz w:val="24"/>
+          <w:szCs w:val="24"/>
+          <w:lang w:eastAsia="zh-CN"/>
+        </w:rPr>
         <w:id w:val="314077887"/>
         <w:docPartObj>
           <w:docPartGallery w:val="Table of Contents"/>
@@ -856,13 +835,8 @@
       </w:sdtPr>
       <w:sdtEndPr>
         <w:rPr>
-          <w:rFonts w:ascii="Times New Roman" w:eastAsia="Times New Roman" w:hAnsi="Times New Roman" w:cs="Times New Roman"/>
           <w:b/>
           <w:bCs/>
-          <w:color w:val="auto"/>
-          <w:sz w:val="24"/>
-          <w:szCs w:val="24"/>
-          <w:lang w:eastAsia="zh-CN"/>
         </w:rPr>
       </w:sdtEndPr>
       <w:sdtContent>
@@ -1458,7 +1432,6 @@
               <w:ind w:firstLine="0"/>
               <w:jc w:val="center"/>
             </w:pPr>
-            <w:proofErr w:type="spellStart"/>
             <w:r>
               <w:t>Д</w:t>
             </w:r>
@@ -1474,7 +1447,6 @@
               </w:rPr>
               <w:t>н</w:t>
             </w:r>
-            <w:proofErr w:type="spellEnd"/>
             <w:r>
               <w:t>, мм</w:t>
             </w:r>
@@ -1908,15 +1880,7 @@
             <w:sz w:val="28"/>
             <w:szCs w:val="28"/>
           </w:rPr>
-          <m:t xml:space="preserve">= </m:t>
-        </m:r>
-        <m:r>
-          <w:rPr>
-            <w:rFonts w:ascii="Cambria Math" w:hAnsi="Cambria Math"/>
-            <w:sz w:val="28"/>
-            <w:szCs w:val="28"/>
-          </w:rPr>
-          <m:t>24,96 мм</m:t>
+          <m:t>= 24,96 мм</m:t>
         </m:r>
       </m:oMath>
     </w:p>
@@ -2254,584 +2218,12 @@
           <w:szCs w:val="28"/>
         </w:rPr>
       </w:pPr>
-    </w:p>
-    <w:p>
-      <w:pPr>
-        <w:tabs>
-          <w:tab w:val="center" w:pos="4677"/>
-          <w:tab w:val="right" w:pos="9354"/>
-        </w:tabs>
-        <w:spacing w:before="60" w:after="60" w:line="240" w:lineRule="auto"/>
-        <w:ind w:firstLine="0"/>
-        <w:jc w:val="left"/>
-        <w:rPr>
-          <w:sz w:val="28"/>
-          <w:szCs w:val="28"/>
-        </w:rPr>
-      </w:pPr>
-      <w:r>
-        <w:rPr>
-          <w:sz w:val="28"/>
-          <w:szCs w:val="28"/>
-        </w:rPr>
-        <w:t>Сначала найдём отклонения:</w:t>
-      </w:r>
-    </w:p>
-    <w:p>
-      <w:pPr>
-        <w:tabs>
-          <w:tab w:val="center" w:pos="4677"/>
-          <w:tab w:val="right" w:pos="9354"/>
-        </w:tabs>
-        <w:spacing w:before="60" w:after="60" w:line="240" w:lineRule="auto"/>
-        <w:ind w:firstLine="0"/>
-        <w:jc w:val="left"/>
-        <w:rPr>
-          <w:sz w:val="28"/>
-          <w:szCs w:val="28"/>
-        </w:rPr>
-      </w:pPr>
-    </w:p>
-    <w:p>
-      <w:pPr>
-        <w:tabs>
-          <w:tab w:val="center" w:pos="4677"/>
-          <w:tab w:val="right" w:pos="9354"/>
-        </w:tabs>
-        <w:spacing w:before="60" w:after="60" w:line="240" w:lineRule="auto"/>
-        <w:ind w:firstLine="0"/>
-        <w:jc w:val="left"/>
-        <w:rPr>
-          <w:rFonts w:ascii="Cambria Math" w:hAnsi="Cambria Math"/>
-          <w:sz w:val="28"/>
-          <w:szCs w:val="28"/>
-          <w:oMath/>
-        </w:rPr>
-      </w:pPr>
-      <m:oMathPara>
-        <m:oMath>
-          <m:r>
-            <w:rPr>
-              <w:rFonts w:ascii="Cambria Math" w:hAnsi="Cambria Math"/>
-              <w:sz w:val="28"/>
-              <w:szCs w:val="28"/>
-            </w:rPr>
-            <m:t>25,1 - 24,96 = 0,14</m:t>
-          </m:r>
-        </m:oMath>
-      </m:oMathPara>
-    </w:p>
-    <w:p>
-      <w:pPr>
-        <w:tabs>
-          <w:tab w:val="center" w:pos="4677"/>
-          <w:tab w:val="right" w:pos="9354"/>
-        </w:tabs>
-        <w:spacing w:before="60" w:after="60" w:line="240" w:lineRule="auto"/>
-        <w:ind w:firstLine="0"/>
-        <w:jc w:val="left"/>
-        <w:rPr>
-          <w:rFonts w:ascii="Cambria Math" w:hAnsi="Cambria Math"/>
-          <w:sz w:val="28"/>
-          <w:szCs w:val="28"/>
-          <w:oMath/>
-        </w:rPr>
-      </w:pPr>
-      <m:oMathPara>
-        <m:oMath>
-          <m:r>
-            <w:rPr>
-              <w:rFonts w:ascii="Cambria Math" w:hAnsi="Cambria Math"/>
-              <w:sz w:val="28"/>
-              <w:szCs w:val="28"/>
-            </w:rPr>
-            <m:t>24,9 - 24,96 = -0,06</m:t>
-          </m:r>
-        </m:oMath>
-      </m:oMathPara>
-    </w:p>
-    <w:p>
-      <w:pPr>
-        <w:tabs>
-          <w:tab w:val="center" w:pos="4677"/>
-          <w:tab w:val="right" w:pos="9354"/>
-        </w:tabs>
-        <w:spacing w:before="60" w:after="60" w:line="240" w:lineRule="auto"/>
-        <w:ind w:firstLine="0"/>
-        <w:jc w:val="left"/>
-        <w:rPr>
-          <w:rFonts w:ascii="Cambria Math" w:hAnsi="Cambria Math"/>
-          <w:sz w:val="28"/>
-          <w:szCs w:val="28"/>
-          <w:oMath/>
-        </w:rPr>
-      </w:pPr>
-      <m:oMathPara>
-        <m:oMath>
-          <m:r>
-            <w:rPr>
-              <w:rFonts w:ascii="Cambria Math" w:hAnsi="Cambria Math"/>
-              <w:sz w:val="28"/>
-              <w:szCs w:val="28"/>
-            </w:rPr>
-            <m:t>25,0 - 24,96 = 0,04</m:t>
-          </m:r>
-        </m:oMath>
-      </m:oMathPara>
-    </w:p>
-    <w:p>
-      <w:pPr>
-        <w:tabs>
-          <w:tab w:val="center" w:pos="4677"/>
-          <w:tab w:val="right" w:pos="9354"/>
-        </w:tabs>
-        <w:spacing w:before="60" w:after="60" w:line="240" w:lineRule="auto"/>
-        <w:ind w:firstLine="0"/>
-        <w:jc w:val="left"/>
-        <w:rPr>
-          <w:rFonts w:ascii="Cambria Math" w:hAnsi="Cambria Math"/>
-          <w:sz w:val="28"/>
-          <w:szCs w:val="28"/>
-          <w:oMath/>
-        </w:rPr>
-      </w:pPr>
-      <m:oMathPara>
-        <m:oMath>
-          <m:r>
-            <w:rPr>
-              <w:rFonts w:ascii="Cambria Math" w:hAnsi="Cambria Math"/>
-              <w:sz w:val="28"/>
-              <w:szCs w:val="28"/>
-            </w:rPr>
-            <m:t>24,9 - 24,96 = -0,06</m:t>
-          </m:r>
-        </m:oMath>
-      </m:oMathPara>
-    </w:p>
-    <w:p>
-      <w:pPr>
-        <w:tabs>
-          <w:tab w:val="center" w:pos="4677"/>
-          <w:tab w:val="right" w:pos="9354"/>
-        </w:tabs>
-        <w:spacing w:before="60" w:after="60" w:line="240" w:lineRule="auto"/>
-        <w:ind w:firstLine="0"/>
-        <w:jc w:val="left"/>
-        <w:rPr>
-          <w:rFonts w:ascii="Cambria Math" w:hAnsi="Cambria Math"/>
-          <w:sz w:val="28"/>
-          <w:szCs w:val="28"/>
-          <w:oMath/>
-        </w:rPr>
-      </w:pPr>
-      <m:oMathPara>
-        <m:oMath>
-          <m:r>
-            <w:rPr>
-              <w:rFonts w:ascii="Cambria Math" w:hAnsi="Cambria Math"/>
-              <w:sz w:val="28"/>
-              <w:szCs w:val="28"/>
-            </w:rPr>
-            <m:t>24,9 - 24,96 = -0,06</m:t>
-          </m:r>
-        </m:oMath>
-      </m:oMathPara>
-    </w:p>
-    <w:p>
-      <w:pPr>
-        <w:tabs>
-          <w:tab w:val="center" w:pos="4677"/>
-          <w:tab w:val="right" w:pos="9354"/>
-        </w:tabs>
-        <w:spacing w:before="60" w:after="60" w:line="240" w:lineRule="auto"/>
-        <w:ind w:firstLine="0"/>
-        <w:jc w:val="left"/>
-        <w:rPr>
-          <w:sz w:val="28"/>
-          <w:szCs w:val="28"/>
-        </w:rPr>
-      </w:pPr>
-    </w:p>
-    <w:p>
-      <w:pPr>
-        <w:tabs>
-          <w:tab w:val="center" w:pos="4677"/>
-          <w:tab w:val="right" w:pos="9354"/>
-        </w:tabs>
-        <w:spacing w:before="60" w:after="60" w:line="240" w:lineRule="auto"/>
-        <w:ind w:firstLine="0"/>
-        <w:jc w:val="left"/>
-        <w:rPr>
-          <w:sz w:val="28"/>
-          <w:szCs w:val="28"/>
-        </w:rPr>
-      </w:pPr>
-      <w:r>
-        <w:rPr>
-          <w:sz w:val="28"/>
-          <w:szCs w:val="28"/>
-        </w:rPr>
-        <w:t>Квадраты отклонений:</w:t>
-      </w:r>
-    </w:p>
-    <w:p>
-      <w:pPr>
-        <w:tabs>
-          <w:tab w:val="center" w:pos="4677"/>
-          <w:tab w:val="right" w:pos="9354"/>
-        </w:tabs>
-        <w:spacing w:before="60" w:after="60" w:line="240" w:lineRule="auto"/>
-        <w:ind w:firstLine="0"/>
-        <w:jc w:val="left"/>
-        <w:rPr>
-          <w:sz w:val="28"/>
-          <w:szCs w:val="28"/>
-        </w:rPr>
-      </w:pPr>
-    </w:p>
-    <w:p>
-      <w:pPr>
-        <w:tabs>
-          <w:tab w:val="center" w:pos="4677"/>
-          <w:tab w:val="right" w:pos="9354"/>
-        </w:tabs>
-        <w:spacing w:before="60" w:after="60" w:line="240" w:lineRule="auto"/>
-        <w:ind w:firstLine="0"/>
-        <w:jc w:val="left"/>
-        <w:rPr>
-          <w:rFonts w:ascii="Cambria Math" w:hAnsi="Cambria Math"/>
-          <w:sz w:val="28"/>
-          <w:szCs w:val="28"/>
-          <w:oMath/>
-        </w:rPr>
-      </w:pPr>
-      <m:oMathPara>
-        <m:oMath>
-          <m:r>
-            <w:rPr>
-              <w:rFonts w:ascii="Cambria Math" w:hAnsi="Cambria Math"/>
-              <w:sz w:val="28"/>
-              <w:szCs w:val="28"/>
-            </w:rPr>
-            <m:t>0,14</m:t>
-          </m:r>
-          <m:r>
-            <w:rPr>
-              <w:rFonts w:ascii="Cambria Math" w:hAnsi="Cambria Math"/>
-              <w:sz w:val="28"/>
-              <w:szCs w:val="28"/>
-              <w:vertAlign w:val="superscript"/>
-            </w:rPr>
-            <m:t>2</m:t>
-          </m:r>
-          <m:r>
-            <w:rPr>
-              <w:rFonts w:ascii="Cambria Math" w:hAnsi="Cambria Math"/>
-              <w:sz w:val="28"/>
-              <w:szCs w:val="28"/>
-            </w:rPr>
-            <m:t xml:space="preserve"> = 0,0196</m:t>
-          </m:r>
-        </m:oMath>
-      </m:oMathPara>
-    </w:p>
-    <w:p>
-      <w:pPr>
-        <w:tabs>
-          <w:tab w:val="center" w:pos="4677"/>
-          <w:tab w:val="right" w:pos="9354"/>
-        </w:tabs>
-        <w:spacing w:before="60" w:after="60" w:line="240" w:lineRule="auto"/>
-        <w:ind w:firstLine="0"/>
-        <w:jc w:val="left"/>
-        <w:rPr>
-          <w:rFonts w:ascii="Cambria Math" w:hAnsi="Cambria Math"/>
-          <w:sz w:val="28"/>
-          <w:szCs w:val="28"/>
-          <w:oMath/>
-        </w:rPr>
-      </w:pPr>
-      <m:oMathPara>
-        <m:oMath>
-          <m:r>
-            <w:rPr>
-              <w:rFonts w:ascii="Cambria Math" w:hAnsi="Cambria Math"/>
-              <w:sz w:val="28"/>
-              <w:szCs w:val="28"/>
-            </w:rPr>
-            <m:t>(-0,06)</m:t>
-          </m:r>
-          <m:r>
-            <w:rPr>
-              <w:rFonts w:ascii="Cambria Math" w:hAnsi="Cambria Math"/>
-              <w:sz w:val="28"/>
-              <w:szCs w:val="28"/>
-              <w:vertAlign w:val="superscript"/>
-            </w:rPr>
-            <m:t>2</m:t>
-          </m:r>
-          <m:r>
-            <w:rPr>
-              <w:rFonts w:ascii="Cambria Math" w:hAnsi="Cambria Math"/>
-              <w:sz w:val="28"/>
-              <w:szCs w:val="28"/>
-            </w:rPr>
-            <m:t xml:space="preserve"> = 0,0036</m:t>
-          </m:r>
-        </m:oMath>
-      </m:oMathPara>
-    </w:p>
-    <w:p>
-      <w:pPr>
-        <w:tabs>
-          <w:tab w:val="center" w:pos="4677"/>
-          <w:tab w:val="right" w:pos="9354"/>
-        </w:tabs>
-        <w:spacing w:before="60" w:after="60" w:line="240" w:lineRule="auto"/>
-        <w:ind w:firstLine="0"/>
-        <w:jc w:val="left"/>
-        <w:rPr>
-          <w:rFonts w:ascii="Cambria Math" w:hAnsi="Cambria Math"/>
-          <w:sz w:val="28"/>
-          <w:szCs w:val="28"/>
-          <w:oMath/>
-        </w:rPr>
-      </w:pPr>
-      <m:oMathPara>
-        <m:oMath>
-          <m:r>
-            <w:rPr>
-              <w:rFonts w:ascii="Cambria Math" w:hAnsi="Cambria Math"/>
-              <w:sz w:val="28"/>
-              <w:szCs w:val="28"/>
-            </w:rPr>
-            <m:t>0,04</m:t>
-          </m:r>
-          <m:r>
-            <w:rPr>
-              <w:rFonts w:ascii="Cambria Math" w:hAnsi="Cambria Math"/>
-              <w:sz w:val="28"/>
-              <w:szCs w:val="28"/>
-              <w:vertAlign w:val="superscript"/>
-            </w:rPr>
-            <m:t>2</m:t>
-          </m:r>
-          <m:r>
-            <w:rPr>
-              <w:rFonts w:ascii="Cambria Math" w:hAnsi="Cambria Math"/>
-              <w:sz w:val="28"/>
-              <w:szCs w:val="28"/>
-            </w:rPr>
-            <m:t xml:space="preserve"> = 0,0016</m:t>
-          </m:r>
-        </m:oMath>
-      </m:oMathPara>
-    </w:p>
-    <w:p>
-      <w:pPr>
-        <w:tabs>
-          <w:tab w:val="center" w:pos="4677"/>
-          <w:tab w:val="right" w:pos="9354"/>
-        </w:tabs>
-        <w:spacing w:before="60" w:after="60" w:line="240" w:lineRule="auto"/>
-        <w:ind w:firstLine="0"/>
-        <w:jc w:val="left"/>
-        <w:rPr>
-          <w:rFonts w:ascii="Cambria Math" w:hAnsi="Cambria Math"/>
-          <w:sz w:val="28"/>
-          <w:szCs w:val="28"/>
-          <w:oMath/>
-        </w:rPr>
-      </w:pPr>
-      <m:oMathPara>
-        <m:oMath>
-          <m:r>
-            <w:rPr>
-              <w:rFonts w:ascii="Cambria Math" w:hAnsi="Cambria Math"/>
-              <w:sz w:val="28"/>
-              <w:szCs w:val="28"/>
-            </w:rPr>
-            <m:t>(-0,06)</m:t>
-          </m:r>
-          <m:r>
-            <w:rPr>
-              <w:rFonts w:ascii="Cambria Math" w:hAnsi="Cambria Math"/>
-              <w:sz w:val="28"/>
-              <w:szCs w:val="28"/>
-              <w:vertAlign w:val="superscript"/>
-            </w:rPr>
-            <m:t>2</m:t>
-          </m:r>
-          <m:r>
-            <w:rPr>
-              <w:rFonts w:ascii="Cambria Math" w:hAnsi="Cambria Math"/>
-              <w:sz w:val="28"/>
-              <w:szCs w:val="28"/>
-            </w:rPr>
-            <m:t xml:space="preserve"> = 0,0036</m:t>
-          </m:r>
-        </m:oMath>
-      </m:oMathPara>
-    </w:p>
-    <w:p>
-      <w:pPr>
-        <w:tabs>
-          <w:tab w:val="center" w:pos="4677"/>
-          <w:tab w:val="right" w:pos="9354"/>
-        </w:tabs>
-        <w:spacing w:before="60" w:after="60" w:line="240" w:lineRule="auto"/>
-        <w:ind w:firstLine="0"/>
-        <w:jc w:val="left"/>
-        <w:rPr>
-          <w:rFonts w:ascii="Cambria Math" w:hAnsi="Cambria Math"/>
-          <w:sz w:val="28"/>
-          <w:szCs w:val="28"/>
-          <w:oMath/>
-        </w:rPr>
-      </w:pPr>
-      <m:oMathPara>
-        <m:oMath>
-          <m:r>
-            <w:rPr>
-              <w:rFonts w:ascii="Cambria Math" w:hAnsi="Cambria Math"/>
-              <w:sz w:val="28"/>
-              <w:szCs w:val="28"/>
-            </w:rPr>
-            <m:t>(-0,06)</m:t>
-          </m:r>
-          <m:r>
-            <w:rPr>
-              <w:rFonts w:ascii="Cambria Math" w:hAnsi="Cambria Math"/>
-              <w:sz w:val="28"/>
-              <w:szCs w:val="28"/>
-              <w:vertAlign w:val="superscript"/>
-            </w:rPr>
-            <m:t>2</m:t>
-          </m:r>
-          <m:r>
-            <w:rPr>
-              <w:rFonts w:ascii="Cambria Math" w:hAnsi="Cambria Math"/>
-              <w:sz w:val="28"/>
-              <w:szCs w:val="28"/>
-            </w:rPr>
-            <m:t xml:space="preserve"> = 0,0036</m:t>
-          </m:r>
-        </m:oMath>
-      </m:oMathPara>
-    </w:p>
-    <w:p>
-      <w:pPr>
-        <w:tabs>
-          <w:tab w:val="center" w:pos="4677"/>
-          <w:tab w:val="right" w:pos="9354"/>
-        </w:tabs>
-        <w:spacing w:before="60" w:after="60" w:line="240" w:lineRule="auto"/>
-        <w:ind w:firstLine="0"/>
-        <w:jc w:val="left"/>
-        <w:rPr>
-          <w:sz w:val="28"/>
-          <w:szCs w:val="28"/>
-        </w:rPr>
-      </w:pPr>
-    </w:p>
-    <w:p>
-      <w:pPr>
-        <w:tabs>
-          <w:tab w:val="center" w:pos="4677"/>
-          <w:tab w:val="right" w:pos="9354"/>
-        </w:tabs>
-        <w:spacing w:before="60" w:after="60" w:line="240" w:lineRule="auto"/>
-        <w:ind w:firstLine="0"/>
-        <w:jc w:val="left"/>
-        <w:rPr>
-          <w:sz w:val="28"/>
-          <w:szCs w:val="28"/>
-        </w:rPr>
-      </w:pPr>
-      <w:r>
-        <w:rPr>
-          <w:sz w:val="28"/>
-          <w:szCs w:val="28"/>
-        </w:rPr>
-        <w:t>Сумма:</w:t>
-      </w:r>
-    </w:p>
-    <w:p>
-      <w:pPr>
-        <w:tabs>
-          <w:tab w:val="center" w:pos="4677"/>
-          <w:tab w:val="right" w:pos="9354"/>
-        </w:tabs>
-        <w:spacing w:before="60" w:after="60" w:line="240" w:lineRule="auto"/>
-        <w:ind w:firstLine="0"/>
-        <w:jc w:val="left"/>
-        <w:rPr>
-          <w:sz w:val="28"/>
-          <w:szCs w:val="28"/>
-        </w:rPr>
-      </w:pPr>
-    </w:p>
-    <w:p>
-      <w:pPr>
-        <w:tabs>
-          <w:tab w:val="center" w:pos="4677"/>
-          <w:tab w:val="right" w:pos="9354"/>
-        </w:tabs>
-        <w:spacing w:before="60" w:after="60" w:line="240" w:lineRule="auto"/>
-        <w:ind w:firstLine="0"/>
-        <w:jc w:val="left"/>
-        <w:rPr>
-          <w:sz w:val="28"/>
-          <w:szCs w:val="28"/>
-        </w:rPr>
-      </w:pPr>
-      <m:oMathPara>
-        <m:oMath>
-          <m:r>
-            <w:rPr>
-              <w:rFonts w:ascii="Cambria Math" w:hAnsi="Cambria Math"/>
-              <w:sz w:val="28"/>
-              <w:szCs w:val="28"/>
-            </w:rPr>
-            <m:t>0,0196 + 0,0036 + 0,0016 + 0,0036 + 0,0036 = 0,032</m:t>
-          </m:r>
-        </m:oMath>
-      </m:oMathPara>
-    </w:p>
-    <w:p>
-      <w:pPr>
-        <w:tabs>
-          <w:tab w:val="center" w:pos="4677"/>
-          <w:tab w:val="right" w:pos="9354"/>
-        </w:tabs>
-        <w:spacing w:before="60" w:after="60" w:line="240" w:lineRule="auto"/>
-        <w:ind w:firstLine="0"/>
-        <w:jc w:val="left"/>
-        <w:rPr>
-          <w:sz w:val="28"/>
-          <w:szCs w:val="28"/>
-        </w:rPr>
-      </w:pPr>
-    </w:p>
-    <w:p>
-      <w:pPr>
-        <w:tabs>
-          <w:tab w:val="center" w:pos="4677"/>
-          <w:tab w:val="right" w:pos="9354"/>
-        </w:tabs>
-        <w:spacing w:before="60" w:after="60" w:line="240" w:lineRule="auto"/>
-        <w:ind w:firstLine="0"/>
-        <w:jc w:val="left"/>
-        <w:rPr>
-          <w:sz w:val="28"/>
-          <w:szCs w:val="28"/>
-        </w:rPr>
-      </w:pPr>
-      <w:r>
-        <w:rPr>
-          <w:sz w:val="28"/>
-          <w:szCs w:val="28"/>
-        </w:rPr>
+      <w:r>
+        <w:rPr>
+          <w:sz w:val="28"/>
+          <w:szCs w:val="28"/>
+        </w:rPr>
+        <w:lastRenderedPageBreak/>
         <w:t>Тогда:</w:t>
       </w:r>
     </w:p>
@@ -2949,15 +2341,7 @@
                       <w:sz w:val="28"/>
                       <w:szCs w:val="28"/>
                     </w:rPr>
-                    <m:t>5</m:t>
-                  </m:r>
-                  <m:r>
-                    <w:rPr>
-                      <w:rFonts w:ascii="Cambria Math" w:hAnsi="Cambria Math"/>
-                      <w:sz w:val="28"/>
-                      <w:szCs w:val="28"/>
-                    </w:rPr>
-                    <m:t>-1</m:t>
+                    <m:t>5-1</m:t>
                   </m:r>
                 </m:den>
               </m:f>
@@ -3020,39 +2404,7 @@
               <w:sz w:val="28"/>
               <w:szCs w:val="28"/>
             </w:rPr>
-            <m:t>​=</m:t>
-          </m:r>
-          <m:rad>
-            <m:radPr>
-              <m:degHide m:val="1"/>
-              <m:ctrlPr>
-                <w:rPr>
-                  <w:rFonts w:ascii="Cambria Math" w:hAnsi="Cambria Math"/>
-                  <w:i/>
-                  <w:sz w:val="28"/>
-                  <w:szCs w:val="28"/>
-                </w:rPr>
-              </m:ctrlPr>
-            </m:radPr>
-            <m:deg/>
-            <m:e>
-              <m:r>
-                <w:rPr>
-                  <w:rFonts w:ascii="Cambria Math" w:hAnsi="Cambria Math"/>
-                  <w:sz w:val="28"/>
-                  <w:szCs w:val="28"/>
-                </w:rPr>
-                <m:t>0,008</m:t>
-              </m:r>
-            </m:e>
-          </m:rad>
-          <m:r>
-            <w:rPr>
-              <w:rFonts w:ascii="Cambria Math" w:hAnsi="Cambria Math"/>
-              <w:sz w:val="28"/>
-              <w:szCs w:val="28"/>
-            </w:rPr>
-            <m:t>​=0,0894 мм</m:t>
+            <m:t>​​=0,0894 мм</m:t>
           </m:r>
         </m:oMath>
       </m:oMathPara>
@@ -3087,70 +2439,14 @@
           <w:lang w:val="en-US"/>
         </w:rPr>
       </w:pPr>
-      <w:proofErr w:type="spellStart"/>
       <w:r>
         <w:rPr>
           <w:sz w:val="28"/>
           <w:szCs w:val="28"/>
           <w:lang w:val="en-US"/>
         </w:rPr>
-        <w:t>Среднеквадратическое</w:t>
-      </w:r>
-      <w:proofErr w:type="spellEnd"/>
-      <w:r>
-        <w:rPr>
-          <w:sz w:val="28"/>
-          <w:szCs w:val="28"/>
-          <w:lang w:val="en-US"/>
-        </w:rPr>
-        <w:t xml:space="preserve"> </w:t>
-      </w:r>
-      <w:proofErr w:type="spellStart"/>
-      <w:r>
-        <w:rPr>
-          <w:sz w:val="28"/>
-          <w:szCs w:val="28"/>
-          <w:lang w:val="en-US"/>
-        </w:rPr>
-        <w:t>отклонение</w:t>
-      </w:r>
-      <w:proofErr w:type="spellEnd"/>
-      <w:r>
-        <w:rPr>
-          <w:sz w:val="28"/>
-          <w:szCs w:val="28"/>
-          <w:lang w:val="en-US"/>
-        </w:rPr>
-        <w:t xml:space="preserve"> </w:t>
-      </w:r>
-      <w:proofErr w:type="spellStart"/>
-      <w:r>
-        <w:rPr>
-          <w:sz w:val="28"/>
-          <w:szCs w:val="28"/>
-          <w:lang w:val="en-US"/>
-        </w:rPr>
-        <w:t>среднего</w:t>
-      </w:r>
-      <w:proofErr w:type="spellEnd"/>
-      <w:r>
-        <w:rPr>
-          <w:sz w:val="28"/>
-          <w:szCs w:val="28"/>
-          <w:lang w:val="en-US"/>
-        </w:rPr>
-        <w:t xml:space="preserve"> </w:t>
-      </w:r>
-      <w:proofErr w:type="spellStart"/>
-      <w:r>
-        <w:rPr>
-          <w:sz w:val="28"/>
-          <w:szCs w:val="28"/>
-          <w:lang w:val="en-US"/>
-        </w:rPr>
-        <w:t>арифметического</w:t>
-      </w:r>
-      <w:proofErr w:type="spellEnd"/>
+        <w:t>Среднеквадратическое отклонение среднего арифметического</w:t>
+      </w:r>
     </w:p>
     <w:p>
       <w:pPr>
@@ -3272,6 +2568,58 @@
               </m:rad>
             </m:den>
           </m:f>
+        </m:oMath>
+      </m:oMathPara>
+    </w:p>
+    <w:p>
+      <w:pPr>
+        <w:tabs>
+          <w:tab w:val="center" w:pos="4677"/>
+          <w:tab w:val="right" w:pos="9354"/>
+        </w:tabs>
+        <w:spacing w:before="60" w:after="60" w:line="240" w:lineRule="auto"/>
+        <w:ind w:firstLine="0"/>
+        <w:jc w:val="left"/>
+        <w:rPr>
+          <w:i/>
+          <w:sz w:val="28"/>
+          <w:szCs w:val="28"/>
+        </w:rPr>
+      </w:pPr>
+      <m:oMathPara>
+        <m:oMath>
+          <m:sSub>
+            <m:sSubPr>
+              <m:ctrlPr>
+                <w:rPr>
+                  <w:rFonts w:ascii="Cambria Math" w:hAnsi="Cambria Math"/>
+                  <w:i/>
+                  <w:sz w:val="28"/>
+                  <w:szCs w:val="28"/>
+                </w:rPr>
+              </m:ctrlPr>
+            </m:sSubPr>
+            <m:e>
+              <m:r>
+                <w:rPr>
+                  <w:rFonts w:ascii="Cambria Math" w:hAnsi="Cambria Math"/>
+                  <w:sz w:val="28"/>
+                  <w:szCs w:val="28"/>
+                </w:rPr>
+                <m:t>s</m:t>
+              </m:r>
+            </m:e>
+            <m:sub>
+              <m:r>
+                <w:rPr>
+                  <w:rFonts w:ascii="Cambria Math" w:hAnsi="Cambria Math"/>
+                  <w:sz w:val="28"/>
+                  <w:szCs w:val="28"/>
+                </w:rPr>
+                <m:t>x</m:t>
+              </m:r>
+            </m:sub>
+          </m:sSub>
           <m:r>
             <w:rPr>
               <w:rFonts w:ascii="Cambria Math" w:hAnsi="Cambria Math"/>
@@ -3334,15 +2682,7 @@
               <w:sz w:val="28"/>
               <w:szCs w:val="28"/>
             </w:rPr>
-            <m:t>=0,0400</m:t>
-          </m:r>
-          <m:r>
-            <w:rPr>
-              <w:rFonts w:ascii="Cambria Math" w:hAnsi="Cambria Math"/>
-              <w:sz w:val="28"/>
-              <w:szCs w:val="28"/>
-            </w:rPr>
-            <m:t xml:space="preserve"> мм</m:t>
+            <m:t>=0,0400 мм</m:t>
           </m:r>
         </m:oMath>
       </m:oMathPara>
@@ -3968,15 +3308,7 @@
                   <w:sz w:val="28"/>
                   <w:szCs w:val="28"/>
                 </w:rPr>
-                <m:t>m</m:t>
-              </m:r>
-              <m:r>
-                <w:rPr>
-                  <w:rFonts w:ascii="Cambria Math" w:hAnsi="Cambria Math"/>
-                  <w:sz w:val="28"/>
-                  <w:szCs w:val="28"/>
-                </w:rPr>
-                <m:t>i</m:t>
+                <m:t>mi</m:t>
               </m:r>
               <m:r>
                 <w:rPr>
@@ -4038,59 +3370,13 @@
           <w:lang w:val="en-US"/>
         </w:rPr>
       </w:pPr>
-      <w:proofErr w:type="spellStart"/>
       <w:r>
         <w:rPr>
           <w:sz w:val="28"/>
           <w:szCs w:val="28"/>
           <w:lang w:val="en-US"/>
         </w:rPr>
-        <w:t>Для</w:t>
-      </w:r>
-      <w:proofErr w:type="spellEnd"/>
-      <w:r>
-        <w:rPr>
-          <w:sz w:val="28"/>
-          <w:szCs w:val="28"/>
-          <w:lang w:val="en-US"/>
-        </w:rPr>
-        <w:t xml:space="preserve"> </w:t>
-      </w:r>
-      <w:proofErr w:type="spellStart"/>
-      <w:r>
-        <w:rPr>
-          <w:sz w:val="28"/>
-          <w:szCs w:val="28"/>
-          <w:lang w:val="en-US"/>
-        </w:rPr>
-        <w:t>максимального</w:t>
-      </w:r>
-      <w:proofErr w:type="spellEnd"/>
-      <w:r>
-        <w:rPr>
-          <w:sz w:val="28"/>
-          <w:szCs w:val="28"/>
-          <w:lang w:val="en-US"/>
-        </w:rPr>
-        <w:t xml:space="preserve"> </w:t>
-      </w:r>
-      <w:proofErr w:type="spellStart"/>
-      <w:r>
-        <w:rPr>
-          <w:sz w:val="28"/>
-          <w:szCs w:val="28"/>
-          <w:lang w:val="en-US"/>
-        </w:rPr>
-        <w:t>значения</w:t>
-      </w:r>
-      <w:proofErr w:type="spellEnd"/>
-      <w:r>
-        <w:rPr>
-          <w:sz w:val="28"/>
-          <w:szCs w:val="28"/>
-          <w:lang w:val="en-US"/>
-        </w:rPr>
-        <w:t>:</w:t>
+        <w:t>Для максимального значения:</w:t>
       </w:r>
     </w:p>
     <w:p>
@@ -4215,15 +3501,7 @@
                       <w:sz w:val="28"/>
                       <w:szCs w:val="28"/>
                     </w:rPr>
-                    <m:t>-</m:t>
-                  </m:r>
-                  <m:r>
-                    <w:rPr>
-                      <w:rFonts w:ascii="Cambria Math" w:hAnsi="Cambria Math"/>
-                      <w:sz w:val="28"/>
-                      <w:szCs w:val="28"/>
-                    </w:rPr>
-                    <m:t>2</m:t>
+                    <m:t>-2</m:t>
                   </m:r>
                   <m:r>
                     <w:rPr>
@@ -4359,59 +3637,13 @@
           <w:lang w:val="en-US"/>
         </w:rPr>
       </w:pPr>
-      <w:proofErr w:type="spellStart"/>
       <w:r>
         <w:rPr>
           <w:sz w:val="28"/>
           <w:szCs w:val="28"/>
           <w:lang w:val="en-US"/>
         </w:rPr>
-        <w:t>Для</w:t>
-      </w:r>
-      <w:proofErr w:type="spellEnd"/>
-      <w:r>
-        <w:rPr>
-          <w:sz w:val="28"/>
-          <w:szCs w:val="28"/>
-          <w:lang w:val="en-US"/>
-        </w:rPr>
-        <w:t xml:space="preserve"> </w:t>
-      </w:r>
-      <w:proofErr w:type="spellStart"/>
-      <w:r>
-        <w:rPr>
-          <w:sz w:val="28"/>
-          <w:szCs w:val="28"/>
-          <w:lang w:val="en-US"/>
-        </w:rPr>
-        <w:t>минимального</w:t>
-      </w:r>
-      <w:proofErr w:type="spellEnd"/>
-      <w:r>
-        <w:rPr>
-          <w:sz w:val="28"/>
-          <w:szCs w:val="28"/>
-          <w:lang w:val="en-US"/>
-        </w:rPr>
-        <w:t xml:space="preserve"> </w:t>
-      </w:r>
-      <w:proofErr w:type="spellStart"/>
-      <w:r>
-        <w:rPr>
-          <w:sz w:val="28"/>
-          <w:szCs w:val="28"/>
-          <w:lang w:val="en-US"/>
-        </w:rPr>
-        <w:t>значения</w:t>
-      </w:r>
-      <w:proofErr w:type="spellEnd"/>
-      <w:r>
-        <w:rPr>
-          <w:sz w:val="28"/>
-          <w:szCs w:val="28"/>
-          <w:lang w:val="en-US"/>
-        </w:rPr>
-        <w:t>:</w:t>
+        <w:t>Для минимального значения:</w:t>
       </w:r>
     </w:p>
     <w:p>
@@ -4528,16 +3760,7 @@
                       <w:szCs w:val="28"/>
                       <w:lang w:val="en-US"/>
                     </w:rPr>
-                    <m:t>4,96</m:t>
-                  </m:r>
-                  <m:r>
-                    <w:rPr>
-                      <w:rFonts w:ascii="Cambria Math" w:hAnsi="Cambria Math"/>
-                      <w:sz w:val="28"/>
-                      <w:szCs w:val="28"/>
-                      <w:lang w:val="en-US"/>
-                    </w:rPr>
-                    <m:t>-24,9</m:t>
+                    <m:t>4,96-24,9</m:t>
                   </m:r>
                 </m:e>
               </m:d>
@@ -4598,16 +3821,7 @@
                   <w:szCs w:val="28"/>
                   <w:lang w:val="en-US"/>
                 </w:rPr>
-                <m:t>,</m:t>
-              </m:r>
-              <m:r>
-                <w:rPr>
-                  <w:rFonts w:ascii="Cambria Math" w:hAnsi="Cambria Math"/>
-                  <w:sz w:val="28"/>
-                  <w:szCs w:val="28"/>
-                  <w:lang w:val="en-US"/>
-                </w:rPr>
-                <m:t>06</m:t>
+                <m:t>,06</m:t>
               </m:r>
             </m:num>
             <m:den>
@@ -4637,43 +3851,7 @@
               <w:szCs w:val="28"/>
               <w:lang w:val="en-US"/>
             </w:rPr>
-            <m:t>=</m:t>
-          </m:r>
-          <m:r>
-            <w:rPr>
-              <w:rFonts w:ascii="Cambria Math" w:hAnsi="Cambria Math"/>
-              <w:sz w:val="28"/>
-              <w:szCs w:val="28"/>
-              <w:lang w:val="en-US"/>
-            </w:rPr>
-            <m:t>0</m:t>
-          </m:r>
-          <m:r>
-            <w:rPr>
-              <w:rFonts w:ascii="Cambria Math" w:hAnsi="Cambria Math"/>
-              <w:sz w:val="28"/>
-              <w:szCs w:val="28"/>
-              <w:lang w:val="en-US"/>
-            </w:rPr>
-            <m:t>,</m:t>
-          </m:r>
-          <m:r>
-            <w:rPr>
-              <w:rFonts w:ascii="Cambria Math" w:hAnsi="Cambria Math"/>
-              <w:sz w:val="28"/>
-              <w:szCs w:val="28"/>
-              <w:lang w:val="en-US"/>
-            </w:rPr>
-            <m:t>6</m:t>
-          </m:r>
-          <m:r>
-            <w:rPr>
-              <w:rFonts w:ascii="Cambria Math" w:hAnsi="Cambria Math"/>
-              <w:sz w:val="28"/>
-              <w:szCs w:val="28"/>
-              <w:lang w:val="en-US"/>
-            </w:rPr>
-            <m:t>7</m:t>
+            <m:t>=0,67</m:t>
           </m:r>
         </m:oMath>
       </m:oMathPara>
@@ -5134,55 +4312,21 @@
         <w:rPr>
           <w:sz w:val="28"/>
           <w:szCs w:val="28"/>
-          <w:lang w:val="en-US"/>
-        </w:rPr>
-      </w:pPr>
-    </w:p>
-    <w:p>
-      <w:pPr>
-        <w:tabs>
-          <w:tab w:val="center" w:pos="4677"/>
-          <w:tab w:val="right" w:pos="9354"/>
-        </w:tabs>
-        <w:spacing w:before="60" w:after="60" w:line="240" w:lineRule="auto"/>
-        <w:ind w:firstLine="0"/>
-        <w:jc w:val="left"/>
-        <w:rPr>
-          <w:sz w:val="28"/>
-          <w:szCs w:val="28"/>
-          <w:lang w:val="en-US"/>
-        </w:rPr>
-      </w:pPr>
-    </w:p>
-    <w:p>
-      <w:pPr>
-        <w:tabs>
-          <w:tab w:val="center" w:pos="4677"/>
-          <w:tab w:val="right" w:pos="9354"/>
-        </w:tabs>
-        <w:spacing w:before="60" w:after="60" w:line="240" w:lineRule="auto"/>
-        <w:ind w:firstLine="0"/>
-        <w:jc w:val="left"/>
-        <w:rPr>
-          <w:sz w:val="28"/>
-          <w:szCs w:val="28"/>
-          <w:lang w:val="en-US"/>
-        </w:rPr>
-      </w:pPr>
-    </w:p>
-    <w:p>
-      <w:pPr>
-        <w:tabs>
-          <w:tab w:val="center" w:pos="4677"/>
-          <w:tab w:val="right" w:pos="9354"/>
-        </w:tabs>
-        <w:spacing w:before="60" w:after="60" w:line="240" w:lineRule="auto"/>
-        <w:ind w:firstLine="0"/>
-        <w:jc w:val="left"/>
-        <w:rPr>
-          <w:sz w:val="28"/>
-          <w:szCs w:val="28"/>
-          <w:lang w:val="en-US"/>
+        </w:rPr>
+      </w:pPr>
+    </w:p>
+    <w:p>
+      <w:pPr>
+        <w:tabs>
+          <w:tab w:val="center" w:pos="4677"/>
+          <w:tab w:val="right" w:pos="9354"/>
+        </w:tabs>
+        <w:spacing w:before="60" w:after="60" w:line="240" w:lineRule="auto"/>
+        <w:ind w:firstLine="0"/>
+        <w:jc w:val="left"/>
+        <w:rPr>
+          <w:sz w:val="28"/>
+          <w:szCs w:val="28"/>
         </w:rPr>
       </w:pPr>
       <w:r>
@@ -5205,7 +4349,6 @@
         <w:rPr>
           <w:sz w:val="28"/>
           <w:szCs w:val="28"/>
-          <w:lang w:val="en-US"/>
         </w:rPr>
       </w:pPr>
     </w:p>
@@ -5677,47 +4820,9 @@
         <w:ind w:firstLine="0"/>
         <w:jc w:val="left"/>
         <w:rPr>
-          <w:sz w:val="28"/>
-          <w:szCs w:val="28"/>
-        </w:rPr>
-      </w:pPr>
-    </w:p>
-    <w:p>
-      <w:pPr>
-        <w:tabs>
-          <w:tab w:val="center" w:pos="4677"/>
-          <w:tab w:val="right" w:pos="9354"/>
-        </w:tabs>
-        <w:spacing w:before="60" w:after="60" w:line="240" w:lineRule="auto"/>
-        <w:ind w:firstLine="0"/>
-        <w:jc w:val="left"/>
-        <w:rPr>
-          <w:sz w:val="28"/>
-          <w:szCs w:val="28"/>
-        </w:rPr>
-      </w:pPr>
-      <w:r>
-        <w:rPr>
-          <w:sz w:val="28"/>
-          <w:szCs w:val="28"/>
-        </w:rPr>
-        <w:t>Подставляем:</w:t>
-      </w:r>
-    </w:p>
-    <w:p>
-      <w:pPr>
-        <w:tabs>
-          <w:tab w:val="center" w:pos="4677"/>
-          <w:tab w:val="right" w:pos="9354"/>
-        </w:tabs>
-        <w:spacing w:before="60" w:after="60" w:line="240" w:lineRule="auto"/>
-        <w:ind w:firstLine="0"/>
-        <w:jc w:val="left"/>
-        <w:rPr>
           <w:rFonts w:ascii="Cambria Math" w:hAnsi="Cambria Math"/>
           <w:sz w:val="28"/>
           <w:szCs w:val="28"/>
-          <w:lang w:val="en-US"/>
           <w:oMath/>
         </w:rPr>
       </w:pPr>
@@ -5747,58 +4852,21 @@
             </w:rPr>
             <m:t>0,040</m:t>
           </m:r>
-        </m:oMath>
-      </m:oMathPara>
-    </w:p>
-    <w:p>
-      <w:pPr>
-        <w:tabs>
-          <w:tab w:val="center" w:pos="4677"/>
-          <w:tab w:val="right" w:pos="9354"/>
-        </w:tabs>
-        <w:spacing w:before="60" w:after="60" w:line="240" w:lineRule="auto"/>
-        <w:ind w:firstLine="0"/>
-        <w:jc w:val="left"/>
-        <w:rPr>
-          <w:sz w:val="28"/>
-          <w:szCs w:val="28"/>
-          <w:lang w:val="en-US"/>
-        </w:rPr>
-      </w:pPr>
-      <w:r>
-        <w:rPr>
-          <w:sz w:val="28"/>
-          <w:szCs w:val="28"/>
-        </w:rPr>
-        <w:t>Получаем:</w:t>
-      </w:r>
-    </w:p>
-    <w:p>
-      <w:pPr>
-        <w:tabs>
-          <w:tab w:val="center" w:pos="4677"/>
-          <w:tab w:val="right" w:pos="9354"/>
-        </w:tabs>
-        <w:spacing w:before="60" w:after="60" w:line="240" w:lineRule="auto"/>
-        <w:ind w:firstLine="0"/>
-        <w:jc w:val="left"/>
-        <w:rPr>
-          <w:rFonts w:ascii="Cambria Math" w:hAnsi="Cambria Math"/>
-          <w:sz w:val="28"/>
-          <w:szCs w:val="28"/>
-          <w:lang w:val="en-US"/>
-          <w:oMath/>
-        </w:rPr>
-      </w:pPr>
-      <m:oMathPara>
-        <m:oMath>
           <m:r>
             <w:rPr>
               <w:rFonts w:ascii="Cambria Math" w:hAnsi="Cambria Math"/>
               <w:sz w:val="28"/>
               <w:szCs w:val="28"/>
             </w:rPr>
-            <m:t>ε=0,111 мм</m:t>
+            <m:t>=</m:t>
+          </m:r>
+          <m:r>
+            <w:rPr>
+              <w:rFonts w:ascii="Cambria Math" w:hAnsi="Cambria Math"/>
+              <w:sz w:val="28"/>
+              <w:szCs w:val="28"/>
+            </w:rPr>
+            <m:t>0,111 мм</m:t>
           </m:r>
         </m:oMath>
       </m:oMathPara>
@@ -5815,45 +4883,29 @@
         <w:rPr>
           <w:sz w:val="28"/>
           <w:szCs w:val="28"/>
-          <w:lang w:val="en-US"/>
-        </w:rPr>
-      </w:pPr>
-    </w:p>
-    <w:p>
-      <w:pPr>
-        <w:tabs>
-          <w:tab w:val="center" w:pos="4677"/>
-          <w:tab w:val="right" w:pos="9354"/>
-        </w:tabs>
-        <w:spacing w:before="60" w:after="60" w:line="240" w:lineRule="auto"/>
-        <w:ind w:firstLine="0"/>
-        <w:jc w:val="left"/>
-        <w:rPr>
-          <w:sz w:val="28"/>
-          <w:szCs w:val="28"/>
-          <w:lang w:val="en-US"/>
-        </w:rPr>
-      </w:pPr>
-    </w:p>
-    <w:p>
-      <w:pPr>
-        <w:tabs>
-          <w:tab w:val="center" w:pos="4677"/>
-          <w:tab w:val="right" w:pos="9354"/>
-        </w:tabs>
-        <w:spacing w:before="60" w:after="60" w:line="240" w:lineRule="auto"/>
-        <w:ind w:firstLine="0"/>
-        <w:jc w:val="left"/>
-        <w:rPr>
-          <w:sz w:val="28"/>
-          <w:szCs w:val="28"/>
-        </w:rPr>
-      </w:pPr>
-      <w:r>
-        <w:rPr>
-          <w:sz w:val="28"/>
-          <w:szCs w:val="28"/>
-        </w:rPr>
+        </w:rPr>
+      </w:pPr>
+    </w:p>
+    <w:p>
+      <w:pPr>
+        <w:tabs>
+          <w:tab w:val="center" w:pos="4677"/>
+          <w:tab w:val="right" w:pos="9354"/>
+        </w:tabs>
+        <w:spacing w:before="60" w:after="60" w:line="240" w:lineRule="auto"/>
+        <w:ind w:firstLine="0"/>
+        <w:jc w:val="left"/>
+        <w:rPr>
+          <w:sz w:val="28"/>
+          <w:szCs w:val="28"/>
+        </w:rPr>
+      </w:pPr>
+      <w:r>
+        <w:rPr>
+          <w:sz w:val="28"/>
+          <w:szCs w:val="28"/>
+        </w:rPr>
+        <w:lastRenderedPageBreak/>
         <w:t>Учёт систематической погрешности</w:t>
       </w:r>
     </w:p>
@@ -5918,7 +4970,6 @@
         <w:rPr>
           <w:sz w:val="28"/>
           <w:szCs w:val="28"/>
-          <w:lang w:val="en-US"/>
         </w:rPr>
       </w:pPr>
       <w:r>
@@ -5941,7 +4992,6 @@
         <w:rPr>
           <w:sz w:val="28"/>
           <w:szCs w:val="28"/>
-          <w:lang w:val="en-US"/>
         </w:rPr>
       </w:pPr>
     </w:p>
@@ -5957,7 +5007,6 @@
         <w:rPr>
           <w:sz w:val="28"/>
           <w:szCs w:val="28"/>
-          <w:lang w:val="en-US"/>
         </w:rPr>
       </w:pPr>
       <m:oMath>
@@ -6047,7 +5096,6 @@
         <w:rPr>
           <w:sz w:val="28"/>
           <w:szCs w:val="28"/>
-          <w:lang w:val="en-US"/>
         </w:rPr>
       </w:pPr>
       <w:r>
@@ -6089,20 +5137,18 @@
                 <w:i/>
                 <w:sz w:val="28"/>
                 <w:szCs w:val="28"/>
+                <w:lang w:val="en-US"/>
               </w:rPr>
             </m:ctrlPr>
           </m:fPr>
           <m:num>
             <m:r>
-              <m:rPr>
-                <m:sty m:val="p"/>
-              </m:rPr>
               <w:rPr>
                 <w:rFonts w:ascii="Cambria Math" w:hAnsi="Cambria Math"/>
                 <w:sz w:val="28"/>
                 <w:szCs w:val="28"/>
               </w:rPr>
-              <m:t>Δ</m:t>
+              <m:t>1</m:t>
             </m:r>
           </m:num>
           <m:den>
@@ -6122,59 +5168,7 @@
             <w:sz w:val="28"/>
             <w:szCs w:val="28"/>
           </w:rPr>
-          <m:t>=</m:t>
-        </m:r>
-        <m:f>
-          <m:fPr>
-            <m:ctrlPr>
-              <w:rPr>
-                <w:rFonts w:ascii="Cambria Math" w:hAnsi="Cambria Math"/>
-                <w:i/>
-                <w:sz w:val="28"/>
-                <w:szCs w:val="28"/>
-                <w:lang w:val="en-US"/>
-              </w:rPr>
-            </m:ctrlPr>
-          </m:fPr>
-          <m:num>
-            <m:r>
-              <w:rPr>
-                <w:rFonts w:ascii="Cambria Math" w:hAnsi="Cambria Math"/>
-                <w:sz w:val="28"/>
-                <w:szCs w:val="28"/>
-                <w:lang w:val="en-US"/>
-              </w:rPr>
-              <m:t>1</m:t>
-            </m:r>
-          </m:num>
-          <m:den>
-            <m:r>
-              <w:rPr>
-                <w:rFonts w:ascii="Cambria Math" w:hAnsi="Cambria Math"/>
-                <w:sz w:val="28"/>
-                <w:szCs w:val="28"/>
-                <w:lang w:val="en-US"/>
-              </w:rPr>
-              <m:t>2</m:t>
-            </m:r>
-          </m:den>
-        </m:f>
-        <m:r>
-          <w:rPr>
-            <w:rFonts w:ascii="Cambria Math" w:hAnsi="Cambria Math"/>
-            <w:sz w:val="28"/>
-            <w:szCs w:val="28"/>
-            <w:lang w:val="en-US"/>
-          </w:rPr>
-          <m:t xml:space="preserve">=0,5 </m:t>
-        </m:r>
-        <m:r>
-          <w:rPr>
-            <w:rFonts w:ascii="Cambria Math" w:hAnsi="Cambria Math"/>
-            <w:sz w:val="28"/>
-            <w:szCs w:val="28"/>
-          </w:rPr>
-          <m:t>мм</m:t>
+          <m:t>=0,5 мм</m:t>
         </m:r>
       </m:oMath>
       <w:r>
@@ -6197,7 +5191,6 @@
         <w:rPr>
           <w:sz w:val="28"/>
           <w:szCs w:val="28"/>
-          <w:lang w:val="en-US"/>
         </w:rPr>
       </w:pPr>
     </w:p>
@@ -6513,102 +5506,6 @@
               </m:r>
             </m:e>
           </m:acc>
-          <m:r>
-            <w:rPr>
-              <w:rFonts w:ascii="Cambria Math" w:hAnsi="Cambria Math"/>
-              <w:sz w:val="28"/>
-              <w:szCs w:val="28"/>
-            </w:rPr>
-            <m:t>=</m:t>
-          </m:r>
-          <m:rad>
-            <m:radPr>
-              <m:degHide m:val="1"/>
-              <m:ctrlPr>
-                <w:rPr>
-                  <w:rFonts w:ascii="Cambria Math" w:hAnsi="Cambria Math"/>
-                  <w:i/>
-                  <w:sz w:val="28"/>
-                  <w:szCs w:val="28"/>
-                </w:rPr>
-              </m:ctrlPr>
-            </m:radPr>
-            <m:deg/>
-            <m:e>
-              <m:sSup>
-                <m:sSupPr>
-                  <m:ctrlPr>
-                    <w:rPr>
-                      <w:rFonts w:ascii="Cambria Math" w:hAnsi="Cambria Math"/>
-                      <w:i/>
-                      <w:sz w:val="28"/>
-                      <w:szCs w:val="28"/>
-                    </w:rPr>
-                  </m:ctrlPr>
-                </m:sSupPr>
-                <m:e>
-                  <m:r>
-                    <w:rPr>
-                      <w:rFonts w:ascii="Cambria Math" w:hAnsi="Cambria Math"/>
-                      <w:sz w:val="28"/>
-                      <w:szCs w:val="28"/>
-                    </w:rPr>
-                    <m:t>ε</m:t>
-                  </m:r>
-                </m:e>
-                <m:sup>
-                  <m:r>
-                    <w:rPr>
-                      <w:rFonts w:ascii="Cambria Math" w:hAnsi="Cambria Math"/>
-                      <w:sz w:val="28"/>
-                      <w:szCs w:val="28"/>
-                    </w:rPr>
-                    <m:t>2</m:t>
-                  </m:r>
-                </m:sup>
-              </m:sSup>
-              <m:r>
-                <w:rPr>
-                  <w:rFonts w:ascii="Cambria Math" w:hAnsi="Cambria Math"/>
-                  <w:sz w:val="28"/>
-                  <w:szCs w:val="28"/>
-                </w:rPr>
-                <m:t>+</m:t>
-              </m:r>
-              <m:sSup>
-                <m:sSupPr>
-                  <m:ctrlPr>
-                    <w:rPr>
-                      <w:rFonts w:ascii="Cambria Math" w:hAnsi="Cambria Math"/>
-                      <w:i/>
-                      <w:sz w:val="28"/>
-                      <w:szCs w:val="28"/>
-                    </w:rPr>
-                  </m:ctrlPr>
-                </m:sSupPr>
-                <m:e>
-                  <m:r>
-                    <w:rPr>
-                      <w:rFonts w:ascii="Cambria Math" w:hAnsi="Cambria Math"/>
-                      <w:sz w:val="28"/>
-                      <w:szCs w:val="28"/>
-                    </w:rPr>
-                    <m:t>θ</m:t>
-                  </m:r>
-                </m:e>
-                <m:sup>
-                  <m:r>
-                    <w:rPr>
-                      <w:rFonts w:ascii="Cambria Math" w:hAnsi="Cambria Math"/>
-                      <w:sz w:val="28"/>
-                      <w:szCs w:val="28"/>
-                    </w:rPr>
-                    <m:t>2</m:t>
-                  </m:r>
-                </m:sup>
-              </m:sSup>
-            </m:e>
-          </m:rad>
           <m:r>
             <w:rPr>
               <w:rFonts w:ascii="Cambria Math" w:hAnsi="Cambria Math"/>
@@ -6729,224 +5626,6 @@
                   </m:r>
                 </m:sup>
               </m:sSup>
-            </m:e>
-          </m:rad>
-        </m:oMath>
-      </m:oMathPara>
-    </w:p>
-    <w:p>
-      <w:pPr>
-        <w:tabs>
-          <w:tab w:val="center" w:pos="4677"/>
-          <w:tab w:val="right" w:pos="9354"/>
-        </w:tabs>
-        <w:spacing w:before="60" w:after="60" w:line="240" w:lineRule="auto"/>
-        <w:ind w:firstLine="0"/>
-        <w:jc w:val="left"/>
-        <w:rPr>
-          <w:sz w:val="28"/>
-          <w:szCs w:val="28"/>
-          <w:lang w:val="en-US"/>
-        </w:rPr>
-      </w:pPr>
-      <m:oMathPara>
-        <m:oMath>
-          <m:r>
-            <w:rPr>
-              <w:rFonts w:ascii="Cambria Math" w:hAnsi="Cambria Math"/>
-              <w:sz w:val="28"/>
-              <w:szCs w:val="28"/>
-            </w:rPr>
-            <m:t>Δ</m:t>
-          </m:r>
-          <m:acc>
-            <m:accPr>
-              <m:chr m:val="̅"/>
-              <m:ctrlPr>
-                <w:rPr>
-                  <w:rFonts w:ascii="Cambria Math" w:hAnsi="Cambria Math"/>
-                  <w:i/>
-                  <w:sz w:val="28"/>
-                  <w:szCs w:val="28"/>
-                </w:rPr>
-              </m:ctrlPr>
-            </m:accPr>
-            <m:e>
-              <m:r>
-                <w:rPr>
-                  <w:rFonts w:ascii="Cambria Math" w:hAnsi="Cambria Math"/>
-                  <w:sz w:val="28"/>
-                  <w:szCs w:val="28"/>
-                </w:rPr>
-                <m:t>x</m:t>
-              </m:r>
-            </m:e>
-          </m:acc>
-          <m:r>
-            <w:rPr>
-              <w:rFonts w:ascii="Cambria Math" w:hAnsi="Cambria Math"/>
-              <w:sz w:val="28"/>
-              <w:szCs w:val="28"/>
-            </w:rPr>
-            <m:t>=</m:t>
-          </m:r>
-          <m:rad>
-            <m:radPr>
-              <m:degHide m:val="1"/>
-              <m:ctrlPr>
-                <w:rPr>
-                  <w:rFonts w:ascii="Cambria Math" w:hAnsi="Cambria Math"/>
-                  <w:i/>
-                  <w:sz w:val="28"/>
-                  <w:szCs w:val="28"/>
-                </w:rPr>
-              </m:ctrlPr>
-            </m:radPr>
-            <m:deg/>
-            <m:e>
-              <m:r>
-                <w:rPr>
-                  <w:rFonts w:ascii="Cambria Math" w:hAnsi="Cambria Math"/>
-                  <w:sz w:val="28"/>
-                  <w:szCs w:val="28"/>
-                </w:rPr>
-                <m:t>0</m:t>
-              </m:r>
-              <m:r>
-                <w:rPr>
-                  <w:rFonts w:ascii="Cambria Math" w:hAnsi="Cambria Math"/>
-                  <w:sz w:val="28"/>
-                  <w:szCs w:val="28"/>
-                  <w:lang w:val="en-US"/>
-                </w:rPr>
-                <m:t>,0123</m:t>
-              </m:r>
-              <m:r>
-                <w:rPr>
-                  <w:rFonts w:ascii="Cambria Math" w:hAnsi="Cambria Math"/>
-                  <w:sz w:val="28"/>
-                  <w:szCs w:val="28"/>
-                </w:rPr>
-                <m:t>+</m:t>
-              </m:r>
-              <m:r>
-                <w:rPr>
-                  <w:rFonts w:ascii="Cambria Math" w:hAnsi="Cambria Math"/>
-                  <w:sz w:val="28"/>
-                  <w:szCs w:val="28"/>
-                </w:rPr>
-                <m:t>0</m:t>
-              </m:r>
-              <m:r>
-                <w:rPr>
-                  <w:rFonts w:ascii="Cambria Math" w:hAnsi="Cambria Math"/>
-                  <w:sz w:val="28"/>
-                  <w:szCs w:val="28"/>
-                  <w:lang w:val="en-US"/>
-                </w:rPr>
-                <m:t>,25</m:t>
-              </m:r>
-            </m:e>
-          </m:rad>
-        </m:oMath>
-      </m:oMathPara>
-    </w:p>
-    <w:p>
-      <w:pPr>
-        <w:tabs>
-          <w:tab w:val="center" w:pos="4677"/>
-          <w:tab w:val="right" w:pos="9354"/>
-        </w:tabs>
-        <w:spacing w:before="60" w:after="60" w:line="240" w:lineRule="auto"/>
-        <w:ind w:firstLine="0"/>
-        <w:jc w:val="left"/>
-        <w:rPr>
-          <w:i/>
-          <w:sz w:val="28"/>
-          <w:szCs w:val="28"/>
-        </w:rPr>
-      </w:pPr>
-      <m:oMathPara>
-        <m:oMath>
-          <m:r>
-            <w:rPr>
-              <w:rFonts w:ascii="Cambria Math" w:hAnsi="Cambria Math"/>
-              <w:sz w:val="28"/>
-              <w:szCs w:val="28"/>
-            </w:rPr>
-            <m:t>Δ</m:t>
-          </m:r>
-          <m:acc>
-            <m:accPr>
-              <m:chr m:val="̅"/>
-              <m:ctrlPr>
-                <w:rPr>
-                  <w:rFonts w:ascii="Cambria Math" w:hAnsi="Cambria Math"/>
-                  <w:i/>
-                  <w:sz w:val="28"/>
-                  <w:szCs w:val="28"/>
-                </w:rPr>
-              </m:ctrlPr>
-            </m:accPr>
-            <m:e>
-              <m:r>
-                <w:rPr>
-                  <w:rFonts w:ascii="Cambria Math" w:hAnsi="Cambria Math"/>
-                  <w:sz w:val="28"/>
-                  <w:szCs w:val="28"/>
-                </w:rPr>
-                <m:t>x</m:t>
-              </m:r>
-            </m:e>
-          </m:acc>
-          <m:r>
-            <w:rPr>
-              <w:rFonts w:ascii="Cambria Math" w:hAnsi="Cambria Math"/>
-              <w:sz w:val="28"/>
-              <w:szCs w:val="28"/>
-            </w:rPr>
-            <m:t>=</m:t>
-          </m:r>
-          <m:rad>
-            <m:radPr>
-              <m:degHide m:val="1"/>
-              <m:ctrlPr>
-                <w:rPr>
-                  <w:rFonts w:ascii="Cambria Math" w:hAnsi="Cambria Math"/>
-                  <w:i/>
-                  <w:sz w:val="28"/>
-                  <w:szCs w:val="28"/>
-                </w:rPr>
-              </m:ctrlPr>
-            </m:radPr>
-            <m:deg/>
-            <m:e>
-              <m:r>
-                <w:rPr>
-                  <w:rFonts w:ascii="Cambria Math" w:hAnsi="Cambria Math"/>
-                  <w:sz w:val="28"/>
-                  <w:szCs w:val="28"/>
-                </w:rPr>
-                <m:t>0</m:t>
-              </m:r>
-              <m:r>
-                <w:rPr>
-                  <w:rFonts w:ascii="Cambria Math" w:hAnsi="Cambria Math"/>
-                  <w:sz w:val="28"/>
-                  <w:szCs w:val="28"/>
-                  <w:lang w:val="en-US"/>
-                </w:rPr>
-                <m:t>,</m:t>
-              </m:r>
-              <m:r>
-                <w:rPr>
-                  <w:rFonts w:ascii="Cambria Math" w:hAnsi="Cambria Math"/>
-                  <w:sz w:val="28"/>
-                  <w:szCs w:val="28"/>
-                  <w:lang w:val="en-US"/>
-                </w:rPr>
-                <m:t>2623</m:t>
-              </m:r>
             </m:e>
           </m:rad>
           <m:r>
@@ -7282,15 +5961,7 @@
                   <w:sz w:val="28"/>
                   <w:szCs w:val="28"/>
                 </w:rPr>
-                <m:t>24,</m:t>
-              </m:r>
-              <m:r>
-                <w:rPr>
-                  <w:rFonts w:ascii="Cambria Math" w:hAnsi="Cambria Math"/>
-                  <w:sz w:val="28"/>
-                  <w:szCs w:val="28"/>
-                </w:rPr>
-                <m:t>96</m:t>
+                <m:t>24,96</m:t>
               </m:r>
             </m:den>
           </m:f>
@@ -7300,23 +5971,7 @@
               <w:sz w:val="28"/>
               <w:szCs w:val="28"/>
             </w:rPr>
-            <m:t>⋅100</m:t>
-          </m:r>
-          <m:r>
-            <w:rPr>
-              <w:rFonts w:ascii="Cambria Math" w:hAnsi="Cambria Math"/>
-              <w:sz w:val="28"/>
-              <w:szCs w:val="28"/>
-            </w:rPr>
-            <m:t xml:space="preserve"> </m:t>
-          </m:r>
-          <m:r>
-            <w:rPr>
-              <w:rFonts w:ascii="Cambria Math" w:hAnsi="Cambria Math"/>
-              <w:sz w:val="28"/>
-              <w:szCs w:val="28"/>
-            </w:rPr>
-            <m:t>%</m:t>
+            <m:t>⋅100 %</m:t>
           </m:r>
         </m:oMath>
       </m:oMathPara>
@@ -7377,15 +6032,7 @@
               <w:sz w:val="28"/>
               <w:szCs w:val="28"/>
             </w:rPr>
-            <m:t>=</m:t>
-          </m:r>
-          <m:r>
-            <w:rPr>
-              <w:rFonts w:ascii="Cambria Math" w:hAnsi="Cambria Math"/>
-              <w:sz w:val="28"/>
-              <w:szCs w:val="28"/>
-            </w:rPr>
-            <m:t>2</m:t>
+            <m:t>=2</m:t>
           </m:r>
           <m:r>
             <w:rPr>
@@ -7468,7 +6115,6 @@
         <w:rPr>
           <w:sz w:val="28"/>
           <w:szCs w:val="28"/>
-          <w:lang w:val="en-US"/>
         </w:rPr>
       </w:pPr>
       <w:r>
@@ -7498,7 +6144,6 @@
         <w:rPr>
           <w:sz w:val="28"/>
           <w:szCs w:val="28"/>
-          <w:lang w:val="en-US"/>
         </w:rPr>
       </w:pPr>
     </w:p>
@@ -7525,7 +6170,39 @@
               <w:sz w:val="28"/>
               <w:szCs w:val="28"/>
             </w:rPr>
-            <m:t>x=24,96±0,512 мм</m:t>
+            <m:t>x=</m:t>
+          </m:r>
+          <m:r>
+            <w:rPr>
+              <w:rFonts w:ascii="Cambria Math" w:hAnsi="Cambria Math"/>
+              <w:sz w:val="28"/>
+              <w:szCs w:val="28"/>
+            </w:rPr>
+            <m:t>(</m:t>
+          </m:r>
+          <m:r>
+            <w:rPr>
+              <w:rFonts w:ascii="Cambria Math" w:hAnsi="Cambria Math"/>
+              <w:sz w:val="28"/>
+              <w:szCs w:val="28"/>
+            </w:rPr>
+            <m:t>24,96±0,512</m:t>
+          </m:r>
+          <m:r>
+            <w:rPr>
+              <w:rFonts w:ascii="Cambria Math" w:hAnsi="Cambria Math"/>
+              <w:sz w:val="28"/>
+              <w:szCs w:val="28"/>
+            </w:rPr>
+            <m:t>)</m:t>
+          </m:r>
+          <m:r>
+            <w:rPr>
+              <w:rFonts w:ascii="Cambria Math" w:hAnsi="Cambria Math"/>
+              <w:sz w:val="28"/>
+              <w:szCs w:val="28"/>
+            </w:rPr>
+            <m:t> мм</m:t>
           </m:r>
         </m:oMath>
       </m:oMathPara>
@@ -7579,6 +6256,7 @@
           <w:sz w:val="28"/>
           <w:szCs w:val="28"/>
         </w:rPr>
+        <w:lastRenderedPageBreak/>
         <w:t>По правилам погрешность округляем до одной-двух значащих цифр, а результат — до того же десятичного разряда.</w:t>
       </w:r>
     </w:p>
@@ -7594,7 +6272,6 @@
         <w:rPr>
           <w:sz w:val="28"/>
           <w:szCs w:val="28"/>
-          <w:lang w:val="en-US"/>
         </w:rPr>
       </w:pPr>
     </w:p>
@@ -7756,7 +6433,6 @@
           <w:iCs/>
           <w:sz w:val="36"/>
           <w:szCs w:val="36"/>
-          <w:lang w:val="en-US"/>
         </w:rPr>
       </w:pPr>
       <w:r>
@@ -7783,111 +6459,51 @@
         <w:rPr>
           <w:sz w:val="28"/>
           <w:szCs w:val="28"/>
+        </w:rPr>
+      </w:pPr>
+    </w:p>
+    <w:p>
+      <w:pPr>
+        <w:tabs>
+          <w:tab w:val="center" w:pos="4677"/>
+          <w:tab w:val="right" w:pos="9354"/>
+        </w:tabs>
+        <w:spacing w:before="60" w:after="60" w:line="240" w:lineRule="auto"/>
+        <w:ind w:firstLine="0"/>
+        <w:jc w:val="left"/>
+        <w:rPr>
+          <w:sz w:val="28"/>
+          <w:szCs w:val="28"/>
+        </w:rPr>
+      </w:pPr>
+      <w:r>
+        <w:rPr>
+          <w:sz w:val="28"/>
+          <w:szCs w:val="28"/>
+        </w:rPr>
+        <w:t xml:space="preserve">Стандартная неопределённость по типу </w:t>
+      </w:r>
+      <w:r>
+        <w:rPr>
+          <w:sz w:val="28"/>
+          <w:szCs w:val="28"/>
           <w:lang w:val="en-US"/>
         </w:rPr>
-      </w:pPr>
-    </w:p>
-    <w:p>
-      <w:pPr>
-        <w:tabs>
-          <w:tab w:val="center" w:pos="4677"/>
-          <w:tab w:val="right" w:pos="9354"/>
-        </w:tabs>
-        <w:spacing w:before="60" w:after="60" w:line="240" w:lineRule="auto"/>
-        <w:ind w:firstLine="0"/>
-        <w:jc w:val="left"/>
-        <w:rPr>
-          <w:sz w:val="28"/>
-          <w:szCs w:val="28"/>
-          <w:lang w:val="en-US"/>
-        </w:rPr>
-      </w:pPr>
-      <w:proofErr w:type="spellStart"/>
-      <w:r>
-        <w:rPr>
-          <w:sz w:val="28"/>
-          <w:szCs w:val="28"/>
-          <w:lang w:val="en-US"/>
-        </w:rPr>
-        <w:t>Стандартная</w:t>
-      </w:r>
-      <w:proofErr w:type="spellEnd"/>
-      <w:r>
-        <w:rPr>
-          <w:sz w:val="28"/>
-          <w:szCs w:val="28"/>
-          <w:lang w:val="en-US"/>
-        </w:rPr>
-        <w:t xml:space="preserve"> </w:t>
-      </w:r>
-      <w:proofErr w:type="spellStart"/>
-      <w:r>
-        <w:rPr>
-          <w:sz w:val="28"/>
-          <w:szCs w:val="28"/>
-          <w:lang w:val="en-US"/>
-        </w:rPr>
-        <w:t>неопределённость</w:t>
-      </w:r>
-      <w:proofErr w:type="spellEnd"/>
-      <w:r>
-        <w:rPr>
-          <w:sz w:val="28"/>
-          <w:szCs w:val="28"/>
-          <w:lang w:val="en-US"/>
-        </w:rPr>
-        <w:t xml:space="preserve"> </w:t>
-      </w:r>
-      <w:proofErr w:type="spellStart"/>
-      <w:r>
-        <w:rPr>
-          <w:sz w:val="28"/>
-          <w:szCs w:val="28"/>
-          <w:lang w:val="en-US"/>
-        </w:rPr>
-        <w:t>по</w:t>
-      </w:r>
-      <w:proofErr w:type="spellEnd"/>
-      <w:r>
-        <w:rPr>
-          <w:sz w:val="28"/>
-          <w:szCs w:val="28"/>
-          <w:lang w:val="en-US"/>
-        </w:rPr>
-        <w:t xml:space="preserve"> </w:t>
-      </w:r>
-      <w:proofErr w:type="spellStart"/>
-      <w:r>
-        <w:rPr>
-          <w:sz w:val="28"/>
-          <w:szCs w:val="28"/>
-          <w:lang w:val="en-US"/>
-        </w:rPr>
-        <w:t>типу</w:t>
-      </w:r>
-      <w:proofErr w:type="spellEnd"/>
-      <w:r>
-        <w:rPr>
-          <w:sz w:val="28"/>
-          <w:szCs w:val="28"/>
-          <w:lang w:val="en-US"/>
-        </w:rPr>
-        <w:t xml:space="preserve"> A</w:t>
-      </w:r>
-    </w:p>
-    <w:p>
-      <w:pPr>
-        <w:tabs>
-          <w:tab w:val="center" w:pos="4677"/>
-          <w:tab w:val="right" w:pos="9354"/>
-        </w:tabs>
-        <w:spacing w:before="60" w:after="60" w:line="240" w:lineRule="auto"/>
-        <w:ind w:firstLine="0"/>
-        <w:jc w:val="left"/>
-        <w:rPr>
-          <w:sz w:val="28"/>
-          <w:szCs w:val="28"/>
-          <w:lang w:val="en-US"/>
+        <w:t>A</w:t>
+      </w:r>
+    </w:p>
+    <w:p>
+      <w:pPr>
+        <w:tabs>
+          <w:tab w:val="center" w:pos="4677"/>
+          <w:tab w:val="right" w:pos="9354"/>
+        </w:tabs>
+        <w:spacing w:before="60" w:after="60" w:line="240" w:lineRule="auto"/>
+        <w:ind w:firstLine="0"/>
+        <w:jc w:val="left"/>
+        <w:rPr>
+          <w:sz w:val="28"/>
+          <w:szCs w:val="28"/>
         </w:rPr>
       </w:pPr>
     </w:p>
@@ -8634,15 +7250,7 @@
               <w:sz w:val="28"/>
               <w:szCs w:val="28"/>
             </w:rPr>
-            <m:t>=</m:t>
-          </m:r>
-          <m:r>
-            <w:rPr>
-              <w:rFonts w:ascii="Cambria Math" w:hAnsi="Cambria Math"/>
-              <w:sz w:val="28"/>
-              <w:szCs w:val="28"/>
-            </w:rPr>
-            <m:t>0,2887 мм</m:t>
+            <m:t>=0,2887 мм</m:t>
           </m:r>
         </m:oMath>
       </m:oMathPara>
@@ -8752,23 +7360,7 @@
               <w:sz w:val="28"/>
               <w:szCs w:val="28"/>
             </w:rPr>
-            <m:t>=0,28</m:t>
-          </m:r>
-          <m:r>
-            <w:rPr>
-              <w:rFonts w:ascii="Cambria Math" w:hAnsi="Cambria Math"/>
-              <w:sz w:val="28"/>
-              <w:szCs w:val="28"/>
-            </w:rPr>
-            <m:t>87</m:t>
-          </m:r>
-          <m:r>
-            <w:rPr>
-              <w:rFonts w:ascii="Cambria Math" w:hAnsi="Cambria Math"/>
-              <w:sz w:val="28"/>
-              <w:szCs w:val="28"/>
-            </w:rPr>
-            <m:t xml:space="preserve"> мм</m:t>
+            <m:t>=0,2887 мм</m:t>
           </m:r>
         </m:oMath>
       </m:oMathPara>
@@ -8852,7 +7444,6 @@
         <w:rPr>
           <w:sz w:val="28"/>
           <w:szCs w:val="28"/>
-          <w:lang w:val="en-US"/>
         </w:rPr>
       </w:pPr>
       <m:oMathPara>
@@ -9040,6 +7631,13 @@
           <w:lang w:val="en-US"/>
         </w:rPr>
       </w:pPr>
+      <w:r>
+        <w:rPr>
+          <w:sz w:val="28"/>
+          <w:szCs w:val="28"/>
+        </w:rPr>
+        <w:t>Подставляем:</w:t>
+      </w:r>
     </w:p>
     <w:p>
       <w:pPr>
@@ -9069,62 +7667,6 @@
         <w:rPr>
           <w:sz w:val="28"/>
           <w:szCs w:val="28"/>
-          <w:lang w:val="en-US"/>
-        </w:rPr>
-      </w:pPr>
-    </w:p>
-    <w:p>
-      <w:pPr>
-        <w:tabs>
-          <w:tab w:val="center" w:pos="4677"/>
-          <w:tab w:val="right" w:pos="9354"/>
-        </w:tabs>
-        <w:spacing w:before="60" w:after="60" w:line="240" w:lineRule="auto"/>
-        <w:ind w:firstLine="0"/>
-        <w:jc w:val="left"/>
-        <w:rPr>
-          <w:sz w:val="28"/>
-          <w:szCs w:val="28"/>
-          <w:lang w:val="en-US"/>
-        </w:rPr>
-      </w:pPr>
-      <w:r>
-        <w:rPr>
-          <w:sz w:val="28"/>
-          <w:szCs w:val="28"/>
-        </w:rPr>
-        <w:t>Подставляем:</w:t>
-      </w:r>
-    </w:p>
-    <w:p>
-      <w:pPr>
-        <w:tabs>
-          <w:tab w:val="center" w:pos="4677"/>
-          <w:tab w:val="right" w:pos="9354"/>
-        </w:tabs>
-        <w:spacing w:before="60" w:after="60" w:line="240" w:lineRule="auto"/>
-        <w:ind w:firstLine="0"/>
-        <w:jc w:val="left"/>
-        <w:rPr>
-          <w:sz w:val="28"/>
-          <w:szCs w:val="28"/>
-          <w:lang w:val="en-US"/>
-        </w:rPr>
-      </w:pPr>
-    </w:p>
-    <w:p>
-      <w:pPr>
-        <w:tabs>
-          <w:tab w:val="center" w:pos="4677"/>
-          <w:tab w:val="right" w:pos="9354"/>
-        </w:tabs>
-        <w:spacing w:before="60" w:after="60" w:line="240" w:lineRule="auto"/>
-        <w:ind w:firstLine="0"/>
-        <w:jc w:val="left"/>
-        <w:rPr>
-          <w:sz w:val="28"/>
-          <w:szCs w:val="28"/>
-          <w:lang w:val="en-US"/>
         </w:rPr>
       </w:pPr>
       <m:oMathPara>
@@ -9260,25 +7802,7 @@
                       <w:szCs w:val="28"/>
                       <w:lang w:val="en-US"/>
                     </w:rPr>
-                    <m:t>0,</m:t>
-                  </m:r>
-                  <m:r>
-                    <w:rPr>
-                      <w:rFonts w:ascii="Cambria Math" w:hAnsi="Cambria Math"/>
-                      <w:sz w:val="28"/>
-                      <w:szCs w:val="28"/>
-                      <w:lang w:val="en-US"/>
-                    </w:rPr>
-                    <m:t>2887</m:t>
-                  </m:r>
-                  <m:r>
-                    <w:rPr>
-                      <w:rFonts w:ascii="Cambria Math" w:hAnsi="Cambria Math"/>
-                      <w:sz w:val="28"/>
-                      <w:szCs w:val="28"/>
-                      <w:lang w:val="en-US"/>
-                    </w:rPr>
-                    <m:t>)</m:t>
+                    <m:t>0,2887)</m:t>
                   </m:r>
                 </m:e>
                 <m:sup>
@@ -9294,286 +7818,13 @@
               </m:sSup>
             </m:e>
           </m:rad>
-        </m:oMath>
-      </m:oMathPara>
-    </w:p>
-    <w:p>
-      <w:pPr>
-        <w:tabs>
-          <w:tab w:val="center" w:pos="4677"/>
-          <w:tab w:val="right" w:pos="9354"/>
-        </w:tabs>
-        <w:spacing w:before="60" w:after="60" w:line="240" w:lineRule="auto"/>
-        <w:ind w:firstLine="0"/>
-        <w:jc w:val="left"/>
-        <w:rPr>
-          <w:sz w:val="28"/>
-          <w:szCs w:val="28"/>
-          <w:lang w:val="en-US"/>
-        </w:rPr>
-      </w:pPr>
-      <m:oMathPara>
-        <m:oMath>
-          <m:sSub>
-            <m:sSubPr>
-              <m:ctrlPr>
-                <w:rPr>
-                  <w:rFonts w:ascii="Cambria Math" w:hAnsi="Cambria Math"/>
-                  <w:i/>
-                  <w:sz w:val="28"/>
-                  <w:szCs w:val="28"/>
-                </w:rPr>
-              </m:ctrlPr>
-            </m:sSubPr>
-            <m:e>
-              <m:r>
-                <w:rPr>
-                  <w:rFonts w:ascii="Cambria Math" w:hAnsi="Cambria Math"/>
-                  <w:sz w:val="28"/>
-                  <w:szCs w:val="28"/>
-                </w:rPr>
-                <m:t>u</m:t>
-              </m:r>
-            </m:e>
-            <m:sub>
-              <m:r>
-                <w:rPr>
-                  <w:rFonts w:ascii="Cambria Math" w:hAnsi="Cambria Math"/>
-                  <w:sz w:val="28"/>
-                  <w:szCs w:val="28"/>
-                  <w:lang w:val="en-US"/>
-                </w:rPr>
-                <m:t>c</m:t>
-              </m:r>
-            </m:sub>
-          </m:sSub>
           <m:r>
             <w:rPr>
               <w:rFonts w:ascii="Cambria Math" w:hAnsi="Cambria Math"/>
               <w:sz w:val="28"/>
               <w:szCs w:val="28"/>
             </w:rPr>
-            <m:t>=</m:t>
-          </m:r>
-          <m:rad>
-            <m:radPr>
-              <m:degHide m:val="1"/>
-              <m:ctrlPr>
-                <w:rPr>
-                  <w:rFonts w:ascii="Cambria Math" w:hAnsi="Cambria Math"/>
-                  <w:i/>
-                  <w:sz w:val="28"/>
-                  <w:szCs w:val="28"/>
-                </w:rPr>
-              </m:ctrlPr>
-            </m:radPr>
-            <m:deg/>
-            <m:e>
-              <m:r>
-                <w:rPr>
-                  <w:rFonts w:ascii="Cambria Math" w:hAnsi="Cambria Math"/>
-                  <w:sz w:val="28"/>
-                  <w:szCs w:val="28"/>
-                </w:rPr>
-                <m:t>0</m:t>
-              </m:r>
-              <m:r>
-                <w:rPr>
-                  <w:rFonts w:ascii="Cambria Math" w:hAnsi="Cambria Math"/>
-                  <w:sz w:val="28"/>
-                  <w:szCs w:val="28"/>
-                  <w:lang w:val="en-US"/>
-                </w:rPr>
-                <m:t>,0016</m:t>
-              </m:r>
-              <m:r>
-                <w:rPr>
-                  <w:rFonts w:ascii="Cambria Math" w:hAnsi="Cambria Math"/>
-                  <w:sz w:val="28"/>
-                  <w:szCs w:val="28"/>
-                </w:rPr>
-                <m:t>+</m:t>
-              </m:r>
-              <m:r>
-                <w:rPr>
-                  <w:rFonts w:ascii="Cambria Math" w:hAnsi="Cambria Math"/>
-                  <w:sz w:val="28"/>
-                  <w:szCs w:val="28"/>
-                </w:rPr>
-                <m:t>0</m:t>
-              </m:r>
-              <m:r>
-                <w:rPr>
-                  <w:rFonts w:ascii="Cambria Math" w:hAnsi="Cambria Math"/>
-                  <w:sz w:val="28"/>
-                  <w:szCs w:val="28"/>
-                  <w:lang w:val="en-US"/>
-                </w:rPr>
-                <m:t>,0833</m:t>
-              </m:r>
-            </m:e>
-          </m:rad>
-        </m:oMath>
-      </m:oMathPara>
-    </w:p>
-    <w:p>
-      <w:pPr>
-        <w:tabs>
-          <w:tab w:val="center" w:pos="4677"/>
-          <w:tab w:val="right" w:pos="9354"/>
-        </w:tabs>
-        <w:spacing w:before="60" w:after="60" w:line="240" w:lineRule="auto"/>
-        <w:ind w:firstLine="0"/>
-        <w:jc w:val="left"/>
-        <w:rPr>
-          <w:sz w:val="28"/>
-          <w:szCs w:val="28"/>
-          <w:lang w:val="en-US"/>
-        </w:rPr>
-      </w:pPr>
-      <m:oMathPara>
-        <m:oMath>
-          <m:sSub>
-            <m:sSubPr>
-              <m:ctrlPr>
-                <w:rPr>
-                  <w:rFonts w:ascii="Cambria Math" w:hAnsi="Cambria Math"/>
-                  <w:i/>
-                  <w:sz w:val="28"/>
-                  <w:szCs w:val="28"/>
-                </w:rPr>
-              </m:ctrlPr>
-            </m:sSubPr>
-            <m:e>
-              <m:r>
-                <w:rPr>
-                  <w:rFonts w:ascii="Cambria Math" w:hAnsi="Cambria Math"/>
-                  <w:sz w:val="28"/>
-                  <w:szCs w:val="28"/>
-                </w:rPr>
-                <m:t>u</m:t>
-              </m:r>
-            </m:e>
-            <m:sub>
-              <m:r>
-                <w:rPr>
-                  <w:rFonts w:ascii="Cambria Math" w:hAnsi="Cambria Math"/>
-                  <w:sz w:val="28"/>
-                  <w:szCs w:val="28"/>
-                  <w:lang w:val="en-US"/>
-                </w:rPr>
-                <m:t>c</m:t>
-              </m:r>
-            </m:sub>
-          </m:sSub>
-          <m:r>
-            <w:rPr>
-              <w:rFonts w:ascii="Cambria Math" w:hAnsi="Cambria Math"/>
-              <w:sz w:val="28"/>
-              <w:szCs w:val="28"/>
-            </w:rPr>
-            <m:t>=</m:t>
-          </m:r>
-          <m:rad>
-            <m:radPr>
-              <m:degHide m:val="1"/>
-              <m:ctrlPr>
-                <w:rPr>
-                  <w:rFonts w:ascii="Cambria Math" w:hAnsi="Cambria Math"/>
-                  <w:i/>
-                  <w:sz w:val="28"/>
-                  <w:szCs w:val="28"/>
-                </w:rPr>
-              </m:ctrlPr>
-            </m:radPr>
-            <m:deg/>
-            <m:e>
-              <m:r>
-                <w:rPr>
-                  <w:rFonts w:ascii="Cambria Math" w:hAnsi="Cambria Math"/>
-                  <w:sz w:val="28"/>
-                  <w:szCs w:val="28"/>
-                </w:rPr>
-                <m:t>0</m:t>
-              </m:r>
-              <m:r>
-                <w:rPr>
-                  <w:rFonts w:ascii="Cambria Math" w:hAnsi="Cambria Math"/>
-                  <w:sz w:val="28"/>
-                  <w:szCs w:val="28"/>
-                  <w:lang w:val="en-US"/>
-                </w:rPr>
-                <m:t>,0849</m:t>
-              </m:r>
-            </m:e>
-          </m:rad>
-        </m:oMath>
-      </m:oMathPara>
-    </w:p>
-    <w:p>
-      <w:pPr>
-        <w:tabs>
-          <w:tab w:val="center" w:pos="4677"/>
-          <w:tab w:val="right" w:pos="9354"/>
-        </w:tabs>
-        <w:spacing w:before="60" w:after="60" w:line="240" w:lineRule="auto"/>
-        <w:ind w:firstLine="0"/>
-        <w:jc w:val="left"/>
-        <w:rPr>
-          <w:sz w:val="28"/>
-          <w:szCs w:val="28"/>
-        </w:rPr>
-      </w:pPr>
-      <m:oMathPara>
-        <m:oMath>
-          <m:sSub>
-            <m:sSubPr>
-              <m:ctrlPr>
-                <w:rPr>
-                  <w:rFonts w:ascii="Cambria Math" w:hAnsi="Cambria Math"/>
-                  <w:i/>
-                  <w:sz w:val="28"/>
-                  <w:szCs w:val="28"/>
-                </w:rPr>
-              </m:ctrlPr>
-            </m:sSubPr>
-            <m:e>
-              <m:r>
-                <w:rPr>
-                  <w:rFonts w:ascii="Cambria Math" w:hAnsi="Cambria Math"/>
-                  <w:sz w:val="28"/>
-                  <w:szCs w:val="28"/>
-                </w:rPr>
-                <m:t>u</m:t>
-              </m:r>
-            </m:e>
-            <m:sub>
-              <m:r>
-                <w:rPr>
-                  <w:rFonts w:ascii="Cambria Math" w:hAnsi="Cambria Math"/>
-                  <w:sz w:val="28"/>
-                  <w:szCs w:val="28"/>
-                  <w:lang w:val="en-US"/>
-                </w:rPr>
-                <m:t>c</m:t>
-              </m:r>
-            </m:sub>
-          </m:sSub>
-          <m:r>
-            <w:rPr>
-              <w:rFonts w:ascii="Cambria Math" w:hAnsi="Cambria Math"/>
-              <w:sz w:val="28"/>
-              <w:szCs w:val="28"/>
-            </w:rPr>
-            <m:t>=</m:t>
-          </m:r>
-          <m:r>
-            <w:rPr>
-              <w:rFonts w:ascii="Cambria Math" w:hAnsi="Cambria Math"/>
-              <w:sz w:val="28"/>
-              <w:szCs w:val="28"/>
-            </w:rPr>
-            <m:t>0</m:t>
+            <m:t>=0</m:t>
           </m:r>
           <m:r>
             <w:rPr>
@@ -9610,147 +7861,6 @@
           <w:szCs w:val="28"/>
         </w:rPr>
       </w:pPr>
-      <w:r>
-        <w:rPr>
-          <w:iCs/>
-          <w:sz w:val="28"/>
-          <w:szCs w:val="28"/>
-        </w:rPr>
-        <w:t>Получаем:</w:t>
-      </w:r>
-    </w:p>
-    <w:p>
-      <w:pPr>
-        <w:tabs>
-          <w:tab w:val="center" w:pos="4677"/>
-          <w:tab w:val="right" w:pos="9354"/>
-        </w:tabs>
-        <w:spacing w:before="60" w:after="60" w:line="240" w:lineRule="auto"/>
-        <w:ind w:firstLine="0"/>
-        <w:jc w:val="left"/>
-        <w:rPr>
-          <w:iCs/>
-          <w:sz w:val="28"/>
-          <w:szCs w:val="28"/>
-        </w:rPr>
-      </w:pPr>
-    </w:p>
-    <w:p>
-      <w:pPr>
-        <w:tabs>
-          <w:tab w:val="center" w:pos="4677"/>
-          <w:tab w:val="right" w:pos="9354"/>
-        </w:tabs>
-        <w:spacing w:before="60" w:after="60" w:line="240" w:lineRule="auto"/>
-        <w:ind w:firstLine="0"/>
-        <w:jc w:val="left"/>
-        <w:rPr>
-          <w:sz w:val="28"/>
-          <w:szCs w:val="28"/>
-        </w:rPr>
-      </w:pPr>
-      <m:oMathPara>
-        <m:oMath>
-          <m:sSub>
-            <m:sSubPr>
-              <m:ctrlPr>
-                <w:rPr>
-                  <w:rFonts w:ascii="Cambria Math" w:hAnsi="Cambria Math"/>
-                  <w:i/>
-                  <w:sz w:val="28"/>
-                  <w:szCs w:val="28"/>
-                </w:rPr>
-              </m:ctrlPr>
-            </m:sSubPr>
-            <m:e>
-              <m:r>
-                <w:rPr>
-                  <w:rFonts w:ascii="Cambria Math" w:hAnsi="Cambria Math"/>
-                  <w:sz w:val="28"/>
-                  <w:szCs w:val="28"/>
-                </w:rPr>
-                <m:t>u</m:t>
-              </m:r>
-            </m:e>
-            <m:sub>
-              <m:r>
-                <w:rPr>
-                  <w:rFonts w:ascii="Cambria Math" w:hAnsi="Cambria Math"/>
-                  <w:sz w:val="28"/>
-                  <w:szCs w:val="28"/>
-                  <w:lang w:val="en-US"/>
-                </w:rPr>
-                <m:t>c</m:t>
-              </m:r>
-            </m:sub>
-          </m:sSub>
-          <m:r>
-            <w:rPr>
-              <w:rFonts w:ascii="Cambria Math" w:hAnsi="Cambria Math"/>
-              <w:sz w:val="28"/>
-              <w:szCs w:val="28"/>
-            </w:rPr>
-            <m:t>=</m:t>
-          </m:r>
-          <m:r>
-            <w:rPr>
-              <w:rFonts w:ascii="Cambria Math" w:hAnsi="Cambria Math"/>
-              <w:sz w:val="28"/>
-              <w:szCs w:val="28"/>
-            </w:rPr>
-            <m:t>0</m:t>
-          </m:r>
-          <m:r>
-            <w:rPr>
-              <w:rFonts w:ascii="Cambria Math" w:hAnsi="Cambria Math"/>
-              <w:sz w:val="28"/>
-              <w:szCs w:val="28"/>
-              <w:lang w:val="en-US"/>
-            </w:rPr>
-            <m:t xml:space="preserve">,291 </m:t>
-          </m:r>
-          <m:r>
-            <w:rPr>
-              <w:rFonts w:ascii="Cambria Math" w:hAnsi="Cambria Math"/>
-              <w:sz w:val="28"/>
-              <w:szCs w:val="28"/>
-            </w:rPr>
-            <m:t>мм</m:t>
-          </m:r>
-        </m:oMath>
-      </m:oMathPara>
-    </w:p>
-    <w:p>
-      <w:pPr>
-        <w:tabs>
-          <w:tab w:val="center" w:pos="4677"/>
-          <w:tab w:val="right" w:pos="9354"/>
-        </w:tabs>
-        <w:spacing w:before="60" w:after="60" w:line="240" w:lineRule="auto"/>
-        <w:ind w:firstLine="0"/>
-        <w:jc w:val="left"/>
-        <w:rPr>
-          <w:iCs/>
-          <w:sz w:val="28"/>
-          <w:szCs w:val="28"/>
-        </w:rPr>
-      </w:pPr>
-    </w:p>
-    <w:p>
-      <w:pPr>
-        <w:tabs>
-          <w:tab w:val="center" w:pos="4677"/>
-          <w:tab w:val="right" w:pos="9354"/>
-        </w:tabs>
-        <w:spacing w:before="60" w:after="60" w:line="240" w:lineRule="auto"/>
-        <w:ind w:firstLine="0"/>
-        <w:jc w:val="left"/>
-        <w:rPr>
-          <w:iCs/>
-          <w:sz w:val="28"/>
-          <w:szCs w:val="28"/>
-        </w:rPr>
-      </w:pPr>
     </w:p>
     <w:p>
       <w:pPr>
@@ -9938,46 +8048,6 @@
           </m:r>
         </m:oMath>
       </m:oMathPara>
-    </w:p>
-    <w:p>
-      <w:pPr>
-        <w:tabs>
-          <w:tab w:val="center" w:pos="4677"/>
-          <w:tab w:val="right" w:pos="9354"/>
-        </w:tabs>
-        <w:spacing w:before="60" w:after="60" w:line="240" w:lineRule="auto"/>
-        <w:ind w:firstLine="0"/>
-        <w:jc w:val="left"/>
-        <w:rPr>
-          <w:iCs/>
-          <w:sz w:val="28"/>
-          <w:szCs w:val="28"/>
-        </w:rPr>
-      </w:pPr>
-    </w:p>
-    <w:p>
-      <w:pPr>
-        <w:tabs>
-          <w:tab w:val="center" w:pos="4677"/>
-          <w:tab w:val="right" w:pos="9354"/>
-        </w:tabs>
-        <w:spacing w:before="60" w:after="60" w:line="240" w:lineRule="auto"/>
-        <w:ind w:firstLine="0"/>
-        <w:jc w:val="left"/>
-        <w:rPr>
-          <w:iCs/>
-          <w:sz w:val="28"/>
-          <w:szCs w:val="28"/>
-        </w:rPr>
-      </w:pPr>
-      <w:r>
-        <w:rPr>
-          <w:iCs/>
-          <w:sz w:val="28"/>
-          <w:szCs w:val="28"/>
-        </w:rPr>
-        <w:t>Подставляем:</w:t>
-      </w:r>
     </w:p>
     <w:p>
       <w:pPr>
@@ -10131,23 +8201,7 @@
               <w:sz w:val="28"/>
               <w:szCs w:val="28"/>
             </w:rPr>
-            <m:t>U=0,</m:t>
-          </m:r>
-          <m:r>
-            <w:rPr>
-              <w:rFonts w:ascii="Cambria Math" w:hAnsi="Cambria Math"/>
-              <w:sz w:val="28"/>
-              <w:szCs w:val="28"/>
-            </w:rPr>
-            <m:t>6</m:t>
-          </m:r>
-          <m:r>
-            <w:rPr>
-              <w:rFonts w:ascii="Cambria Math" w:hAnsi="Cambria Math"/>
-              <w:sz w:val="28"/>
-              <w:szCs w:val="28"/>
-            </w:rPr>
-            <m:t> мм</m:t>
+            <m:t>U=0,6 мм</m:t>
           </m:r>
         </m:oMath>
       </m:oMathPara>
@@ -10278,39 +8332,7 @@
               <w:sz w:val="28"/>
               <w:szCs w:val="28"/>
             </w:rPr>
-            <m:t>X=x±U</m:t>
-          </m:r>
-          <m:r>
-            <w:rPr>
-              <w:rFonts w:ascii="Cambria Math" w:hAnsi="Cambria Math"/>
-              <w:sz w:val="28"/>
-              <w:szCs w:val="28"/>
-            </w:rPr>
-            <m:t xml:space="preserve">,  </m:t>
-          </m:r>
-          <m:r>
-            <w:rPr>
-              <w:rFonts w:ascii="Cambria Math" w:hAnsi="Cambria Math"/>
-              <w:sz w:val="28"/>
-              <w:szCs w:val="28"/>
-            </w:rPr>
-            <m:t>P=0,95</m:t>
-          </m:r>
-          <m:r>
-            <w:rPr>
-              <w:rFonts w:ascii="Cambria Math" w:hAnsi="Cambria Math"/>
-              <w:sz w:val="28"/>
-              <w:szCs w:val="28"/>
-            </w:rPr>
-            <m:t xml:space="preserve">,  </m:t>
-          </m:r>
-          <m:r>
-            <w:rPr>
-              <w:rFonts w:ascii="Cambria Math" w:hAnsi="Cambria Math"/>
-              <w:sz w:val="28"/>
-              <w:szCs w:val="28"/>
-            </w:rPr>
-            <m:t>k=2</m:t>
+            <m:t>X=x±U,  P=0,95,  k=2</m:t>
           </m:r>
         </m:oMath>
       </m:oMathPara>
@@ -10394,23 +8416,7 @@
                   <w:sz w:val="28"/>
                   <w:szCs w:val="28"/>
                 </w:rPr>
-                <m:t>25,0</m:t>
-              </m:r>
-              <m:r>
-                <w:rPr>
-                  <w:rFonts w:ascii="Cambria Math" w:hAnsi="Cambria Math"/>
-                  <w:sz w:val="28"/>
-                  <w:szCs w:val="28"/>
-                </w:rPr>
-                <m:t>±</m:t>
-              </m:r>
-              <m:r>
-                <w:rPr>
-                  <w:rFonts w:ascii="Cambria Math" w:hAnsi="Cambria Math"/>
-                  <w:sz w:val="28"/>
-                  <w:szCs w:val="28"/>
-                </w:rPr>
-                <m:t>0,6</m:t>
+                <m:t>25,0±0,6</m:t>
               </m:r>
             </m:e>
           </m:d>
@@ -10447,48 +8453,10 @@
               <w:sz w:val="28"/>
               <w:szCs w:val="28"/>
             </w:rPr>
-            <m:t>P=0</m:t>
-          </m:r>
-          <m:r>
-            <w:rPr>
-              <w:rFonts w:ascii="Cambria Math" w:hAnsi="Cambria Math"/>
-              <w:sz w:val="28"/>
-              <w:szCs w:val="28"/>
-            </w:rPr>
-            <m:t xml:space="preserve">,95 </m:t>
+            <m:t>P=0,95</m:t>
           </m:r>
         </m:oMath>
       </m:oMathPara>
-    </w:p>
-    <w:p>
-      <w:pPr>
-        <w:tabs>
-          <w:tab w:val="center" w:pos="4677"/>
-          <w:tab w:val="right" w:pos="9354"/>
-        </w:tabs>
-        <w:spacing w:before="60" w:after="60" w:line="240" w:lineRule="auto"/>
-        <w:ind w:firstLine="0"/>
-        <w:jc w:val="left"/>
-        <w:rPr>
-          <w:sz w:val="28"/>
-          <w:szCs w:val="28"/>
-        </w:rPr>
-      </w:pPr>
-    </w:p>
-    <w:p>
-      <w:pPr>
-        <w:tabs>
-          <w:tab w:val="center" w:pos="4677"/>
-          <w:tab w:val="right" w:pos="9354"/>
-        </w:tabs>
-        <w:spacing w:before="60" w:after="60" w:line="240" w:lineRule="auto"/>
-        <w:ind w:firstLine="0"/>
-        <w:jc w:val="left"/>
-        <w:rPr>
-          <w:sz w:val="28"/>
-          <w:szCs w:val="28"/>
-        </w:rPr>
-      </w:pPr>
     </w:p>
     <w:p>
       <w:pPr>
@@ -10753,23 +8721,7 @@
                   <w:sz w:val="28"/>
                   <w:szCs w:val="28"/>
                 </w:rPr>
-                <m:t>25,0</m:t>
-              </m:r>
-              <m:r>
-                <w:rPr>
-                  <w:rFonts w:ascii="Cambria Math" w:hAnsi="Cambria Math"/>
-                  <w:sz w:val="28"/>
-                  <w:szCs w:val="28"/>
-                </w:rPr>
-                <m:t>±</m:t>
-              </m:r>
-              <m:r>
-                <w:rPr>
-                  <w:rFonts w:ascii="Cambria Math" w:hAnsi="Cambria Math"/>
-                  <w:sz w:val="28"/>
-                  <w:szCs w:val="28"/>
-                </w:rPr>
-                <m:t>0,6</m:t>
+                <m:t>25,0±0,6</m:t>
               </m:r>
             </m:e>
           </m:d>
@@ -10806,15 +8758,7 @@
               <w:sz w:val="28"/>
               <w:szCs w:val="28"/>
             </w:rPr>
-            <m:t>P=0</m:t>
-          </m:r>
-          <m:r>
-            <w:rPr>
-              <w:rFonts w:ascii="Cambria Math" w:hAnsi="Cambria Math"/>
-              <w:sz w:val="28"/>
-              <w:szCs w:val="28"/>
-            </w:rPr>
-            <m:t xml:space="preserve">,95 </m:t>
+            <m:t xml:space="preserve">P=0,95 </m:t>
           </m:r>
         </m:oMath>
       </m:oMathPara>
@@ -10900,18 +8844,17 @@
     </w:p>
     <w:p>
       <w:pPr>
-        <w:pStyle w:val="affa"/>
-        <w:rPr>
-          <w:sz w:val="28"/>
-          <w:szCs w:val="28"/>
-        </w:rPr>
-      </w:pPr>
-      <w:r>
-        <w:rPr>
-          <w:sz w:val="28"/>
-          <w:szCs w:val="28"/>
-        </w:rPr>
-        <w:t xml:space="preserve">В ходе лабораторной работы были обработаны результаты прямых измерений внешнего диаметра крутильного маятника двумя методами: оценкой погрешности и оценкой неопределённости. По результатам расчётов получено значение диаметра около 25,0 мм, а результаты двух методов оказались близкими: </w:t>
+        <w:spacing w:line="360" w:lineRule="auto"/>
+        <w:ind w:firstLine="0"/>
+        <w:jc w:val="left"/>
+      </w:pPr>
+      <w:r>
+        <w:rPr>
+          <w:sz w:val="28"/>
+          <w:szCs w:val="28"/>
+          <w:lang w:eastAsia="ru-RU"/>
+        </w:rPr>
+        <w:t xml:space="preserve">В ходе обработки результатов пяти прямых измерений установлено, что среднее значение внешнего диаметра крутильного маятника составило 24,96 мм. Проверка результатов показала отсутствие грубых погрешностей, то есть все полученные измерения можно использовать при оценке величины. При этом случайная составляющая погрешности оказалась значительно меньше приборной, что связано с относительно невысокой точностью линейки с ценой деления 1 мм и показывает, что основное влияние на итоговую точность оказывает именно измерительный прибор. Обработка данных двумя методами дала близкие результаты: </w:t>
       </w:r>
       <m:oMath>
         <m:r>
@@ -10919,16 +8862,35 @@
             <w:rFonts w:ascii="Cambria Math" w:hAnsi="Cambria Math"/>
             <w:sz w:val="28"/>
             <w:szCs w:val="28"/>
+            <w:lang w:eastAsia="ru-RU"/>
           </w:rPr>
-          <m:t>25,0±0,5</m:t>
+          <m:t>25,0</m:t>
+        </m:r>
+        <m:r>
+          <w:rPr>
+            <w:rFonts w:ascii="Cambria Math" w:hAnsi="Cambria Math"/>
+            <w:sz w:val="28"/>
+            <w:szCs w:val="28"/>
+          </w:rPr>
+          <m:t>±</m:t>
+        </m:r>
+        <m:r>
+          <w:rPr>
+            <w:rFonts w:ascii="Cambria Math" w:hAnsi="Cambria Math"/>
+            <w:sz w:val="28"/>
+            <w:szCs w:val="28"/>
+            <w:lang w:eastAsia="ru-RU"/>
+          </w:rPr>
+          <m:t>0,5</m:t>
         </m:r>
       </m:oMath>
       <w:r>
         <w:rPr>
           <w:sz w:val="28"/>
           <w:szCs w:val="28"/>
-        </w:rPr>
-        <w:t xml:space="preserve">мм и </w:t>
+          <w:lang w:eastAsia="ru-RU"/>
+        </w:rPr>
+        <w:t xml:space="preserve"> мм при оценке погрешности и </w:t>
       </w:r>
       <m:oMath>
         <m:r>
@@ -10936,22 +8898,36 @@
             <w:rFonts w:ascii="Cambria Math" w:hAnsi="Cambria Math"/>
             <w:sz w:val="28"/>
             <w:szCs w:val="28"/>
+            <w:lang w:eastAsia="ru-RU"/>
           </w:rPr>
-          <m:t>25,0±0,6</m:t>
+          <m:t>25,0</m:t>
+        </m:r>
+        <m:r>
+          <w:rPr>
+            <w:rFonts w:ascii="Cambria Math" w:hAnsi="Cambria Math"/>
+            <w:sz w:val="28"/>
+            <w:szCs w:val="28"/>
+          </w:rPr>
+          <m:t>±</m:t>
+        </m:r>
+        <m:r>
+          <w:rPr>
+            <w:rFonts w:ascii="Cambria Math" w:hAnsi="Cambria Math"/>
+            <w:sz w:val="28"/>
+            <w:szCs w:val="28"/>
+            <w:lang w:eastAsia="ru-RU"/>
+          </w:rPr>
+          <m:t>0,6</m:t>
         </m:r>
       </m:oMath>
       <w:r>
         <w:rPr>
           <w:sz w:val="28"/>
           <w:szCs w:val="28"/>
-        </w:rPr>
-        <w:t>мм соответственно.</w:t>
-      </w:r>
-    </w:p>
-    <w:p>
-      <w:pPr>
-        <w:spacing w:line="360" w:lineRule="auto"/>
-      </w:pPr>
+          <w:lang w:eastAsia="ru-RU"/>
+        </w:rPr>
+        <w:t xml:space="preserve"> мм при оценке неопределённости, что свидетельствует о сопоставимости полученных оценок.</w:t>
+      </w:r>
     </w:p>
     <w:sectPr>
       <w:footerReference w:type="even" r:id="rId8"/>
@@ -12624,6 +10600,7 @@
   <w:style w:type="character" w:default="1" w:styleId="a5">
     <w:name w:val="Default Paragraph Font"/>
     <w:uiPriority w:val="1"/>
+    <w:semiHidden/>
     <w:unhideWhenUsed/>
   </w:style>
   <w:style w:type="table" w:default="1" w:styleId="a6">
